--- a/lci-akzo-lotte-61463/LCI-AKZO-LOTTE-61463-IB-26-02.docx
+++ b/lci-akzo-lotte-61463/LCI-AKZO-LOTTE-61463-IB-26-02.docx
@@ -34,8 +34,7 @@
               <w:bidi w:val="0"/>
               <w:jc w:val="start"/>
               <w:rPr>
-                <w:sz w:val="19"/>
-                <w:szCs w:val="19"/>
+                <w:rFonts w:ascii="Calibri" w:hAnsi="Calibri"/>
               </w:rPr>
             </w:pPr>
             <w:r>
@@ -92,8 +91,7 @@
               <w:bidi w:val="0"/>
               <w:jc w:val="start"/>
               <w:rPr>
-                <w:sz w:val="19"/>
-                <w:szCs w:val="19"/>
+                <w:rFonts w:ascii="Calibri" w:hAnsi="Calibri"/>
               </w:rPr>
             </w:pPr>
             <w:r>
@@ -153,8 +151,7 @@
               <w:bidi w:val="0"/>
               <w:jc w:val="start"/>
               <w:rPr>
-                <w:sz w:val="19"/>
-                <w:szCs w:val="19"/>
+                <w:rFonts w:ascii="Calibri" w:hAnsi="Calibri"/>
               </w:rPr>
             </w:pPr>
             <w:r>
@@ -214,8 +211,7 @@
               <w:bidi w:val="0"/>
               <w:jc w:val="start"/>
               <w:rPr>
-                <w:sz w:val="19"/>
-                <w:szCs w:val="19"/>
+                <w:rFonts w:ascii="Calibri" w:hAnsi="Calibri"/>
               </w:rPr>
             </w:pPr>
             <w:r>
@@ -281,20 +277,71 @@
               <w:jc w:val="end"/>
               <w:rPr>
                 <w:rFonts w:ascii="Calibri" w:hAnsi="Calibri"/>
-                <w:b w:val="false"/>
-                <w:bCs w:val="false"/>
-                <w:sz w:val="19"/>
-                <w:szCs w:val="19"/>
-              </w:rPr>
-            </w:pPr>
-            <w:r>
-              <w:rPr>
-                <w:rFonts w:ascii="Calibri" w:hAnsi="Calibri"/>
-                <w:b w:val="false"/>
-                <w:bCs w:val="false"/>
-                <w:sz w:val="19"/>
-                <w:szCs w:val="19"/>
-              </w:rPr>
+                <w:b/>
+                <w:bCs/>
+                <w:sz w:val="19"/>
+                <w:szCs w:val="19"/>
+              </w:rPr>
+            </w:pPr>
+            <w:r>
+              <w:rPr>
+                <w:rFonts w:ascii="Calibri" w:hAnsi="Calibri"/>
+                <w:b/>
+                <w:bCs/>
+                <w:sz w:val="19"/>
+                <w:szCs w:val="19"/>
+              </w:rPr>
+              <w:t xml:space="preserve">Folio No. </w:t>
+            </w:r>
+            <w:r>
+              <w:rPr>
+                <w:rFonts w:ascii="Calibri" w:hAnsi="Calibri"/>
+                <w:b/>
+                <w:bCs/>
+                <w:sz w:val="19"/>
+                <w:szCs w:val="19"/>
+              </w:rPr>
+              <w:fldChar w:fldCharType="begin"/>
+            </w:r>
+            <w:r>
+              <w:rPr>
+                <w:rFonts w:ascii="Calibri" w:hAnsi="Calibri"/>
+                <w:b/>
+                <w:bCs/>
+                <w:sz w:val="19"/>
+                <w:szCs w:val="19"/>
+              </w:rPr>
+              <w:instrText xml:space="preserve"> DOCPROPERTY "Folio1"</w:instrText>
+            </w:r>
+            <w:r>
+              <w:rPr>
+                <w:rFonts w:ascii="Calibri" w:hAnsi="Calibri"/>
+                <w:b/>
+                <w:bCs/>
+                <w:sz w:val="19"/>
+                <w:szCs w:val="19"/>
+              </w:rPr>
+              <w:fldChar w:fldCharType="separate"/>
+            </w:r>
+            <w:r>
+              <w:rPr>
+                <w:rFonts w:ascii="Calibri" w:hAnsi="Calibri"/>
+                <w:b/>
+                <w:bCs/>
+                <w:sz w:val="19"/>
+                <w:szCs w:val="19"/>
+              </w:rPr>
+              <w:t>61463</w:t>
+            </w:r>
+            <w:r>
+              <w:rPr>
+                <w:rFonts w:ascii="Calibri" w:hAnsi="Calibri"/>
+                <w:b/>
+                <w:bCs/>
+                <w:sz w:val="19"/>
+                <w:szCs w:val="19"/>
+              </w:rPr>
+              <w:fldChar w:fldCharType="end"/>
             </w:r>
           </w:p>
         </w:tc>
@@ -323,8 +370,7 @@
       <w:pPr>
         <w:pStyle w:val="Normal"/>
         <w:rPr>
-          <w:sz w:val="19"/>
-          <w:szCs w:val="19"/>
+          <w:rFonts w:ascii="Calibri" w:hAnsi="Calibri"/>
         </w:rPr>
       </w:pPr>
       <w:r>
@@ -359,17 +405,16 @@
         <w:bidi w:val="0"/>
         <w:jc w:val="both"/>
         <w:rPr>
-          <w:sz w:val="19"/>
-          <w:szCs w:val="19"/>
-        </w:rPr>
-      </w:pPr>
-      <w:r>
-        <w:rPr>
-          <w:rFonts w:ascii="Calibri" w:hAnsi="Calibri"/>
-          <w:sz w:val="19"/>
-          <w:szCs w:val="19"/>
-        </w:rPr>
-        <w:t>I the undersigned</w:t>
+          <w:rFonts w:ascii="Calibri" w:hAnsi="Calibri"/>
+        </w:rPr>
+      </w:pPr>
+      <w:r>
+        <w:rPr>
+          <w:rFonts w:ascii="Calibri" w:hAnsi="Calibri"/>
+          <w:sz w:val="19"/>
+          <w:szCs w:val="19"/>
+        </w:rPr>
+        <w:t xml:space="preserve">I, </w:t>
       </w:r>
       <w:r>
         <w:rPr>
@@ -379,7 +424,7 @@
           <w:sz w:val="19"/>
           <w:szCs w:val="19"/>
         </w:rPr>
-        <w:t xml:space="preserve"> Muhammad Ilyas Khan</w:t>
+        <w:t>Muhammad Ilyas Khan,</w:t>
       </w:r>
       <w:r>
         <w:rPr>
@@ -445,7 +490,7 @@
           <w:sz w:val="19"/>
           <w:szCs w:val="19"/>
         </w:rPr>
-        <w:t xml:space="preserve"> having CNIC No. </w:t>
+        <w:t xml:space="preserve"> holding CNIC No. </w:t>
       </w:r>
       <w:r>
         <w:rPr>
@@ -485,7 +530,7 @@
           <w:szCs w:val="19"/>
           <w:u w:val="none"/>
         </w:rPr>
-        <w:t xml:space="preserve"> and holding </w:t>
+        <w:t xml:space="preserve"> being one of the legal hers of the late </w:t>
       </w:r>
       <w:r>
         <w:rPr>
@@ -496,7 +541,51 @@
           <w:szCs w:val="19"/>
           <w:u w:val="none"/>
         </w:rPr>
-        <w:t>1,182</w:t>
+        <w:fldChar w:fldCharType="begin"/>
+      </w:r>
+      <w:r>
+        <w:rPr>
+          <w:rFonts w:ascii="Calibri" w:hAnsi="Calibri"/>
+          <w:b/>
+          <w:bCs/>
+          <w:sz w:val="19"/>
+          <w:szCs w:val="19"/>
+          <w:u w:val="none"/>
+        </w:rPr>
+        <w:instrText xml:space="preserve"> DOCPROPERTY "Deceased"</w:instrText>
+      </w:r>
+      <w:r>
+        <w:rPr>
+          <w:rFonts w:ascii="Calibri" w:hAnsi="Calibri"/>
+          <w:b/>
+          <w:bCs/>
+          <w:sz w:val="19"/>
+          <w:szCs w:val="19"/>
+          <w:u w:val="none"/>
+        </w:rPr>
+        <w:fldChar w:fldCharType="separate"/>
+      </w:r>
+      <w:r>
+        <w:rPr>
+          <w:rFonts w:ascii="Calibri" w:hAnsi="Calibri"/>
+          <w:b/>
+          <w:bCs/>
+          <w:sz w:val="19"/>
+          <w:szCs w:val="19"/>
+          <w:u w:val="none"/>
+        </w:rPr>
+        <w:t>Mohammad Ayub Khan</w:t>
+      </w:r>
+      <w:r>
+        <w:rPr>
+          <w:rFonts w:ascii="Calibri" w:hAnsi="Calibri"/>
+          <w:b/>
+          <w:bCs/>
+          <w:sz w:val="19"/>
+          <w:szCs w:val="19"/>
+          <w:u w:val="none"/>
+        </w:rPr>
+        <w:fldChar w:fldCharType="end"/>
       </w:r>
       <w:r>
         <w:rPr>
@@ -507,7 +596,7 @@
           <w:szCs w:val="19"/>
           <w:u w:val="none"/>
         </w:rPr>
-        <w:t xml:space="preserve"> old cancelled shares in the Capital of ICI Pakistan Limited under Shareholder No. </w:t>
+        <w:t xml:space="preserve"> (the “Deceased Shareholder”) who was the registered holder of </w:t>
       </w:r>
       <w:r>
         <w:rPr>
@@ -518,46 +607,78 @@
           <w:szCs w:val="19"/>
           <w:u w:val="none"/>
         </w:rPr>
-        <w:fldChar w:fldCharType="begin"/>
+        <w:t>1,182</w:t>
+      </w:r>
+      <w:r>
+        <w:rPr>
+          <w:rFonts w:ascii="Calibri" w:hAnsi="Calibri"/>
+          <w:b w:val="false"/>
+          <w:bCs w:val="false"/>
+          <w:sz w:val="19"/>
+          <w:szCs w:val="19"/>
+          <w:u w:val="none"/>
+        </w:rPr>
+        <w:t xml:space="preserve"> old cancelled shares in the capital of </w:t>
       </w:r>
       <w:r>
         <w:rPr>
           <w:rFonts w:ascii="Calibri" w:hAnsi="Calibri"/>
           <w:b/>
           <w:bCs/>
+          <w:i w:val="false"/>
+          <w:iCs w:val="false"/>
           <w:sz w:val="19"/>
           <w:szCs w:val="19"/>
           <w:u w:val="none"/>
         </w:rPr>
-        <w:instrText xml:space="preserve"> DOCPROPERTY "Folio1"</w:instrText>
+        <w:fldChar w:fldCharType="begin"/>
       </w:r>
       <w:r>
         <w:rPr>
           <w:rFonts w:ascii="Calibri" w:hAnsi="Calibri"/>
           <w:b/>
           <w:bCs/>
+          <w:i w:val="false"/>
+          <w:iCs w:val="false"/>
           <w:sz w:val="19"/>
           <w:szCs w:val="19"/>
           <w:u w:val="none"/>
         </w:rPr>
-        <w:fldChar w:fldCharType="separate"/>
+        <w:instrText xml:space="preserve"> DOCPROPERTY "Company"</w:instrText>
       </w:r>
       <w:r>
         <w:rPr>
           <w:rFonts w:ascii="Calibri" w:hAnsi="Calibri"/>
           <w:b/>
           <w:bCs/>
+          <w:i w:val="false"/>
+          <w:iCs w:val="false"/>
           <w:sz w:val="19"/>
           <w:szCs w:val="19"/>
           <w:u w:val="none"/>
         </w:rPr>
-        <w:t>61463</w:t>
+        <w:fldChar w:fldCharType="separate"/>
       </w:r>
       <w:r>
         <w:rPr>
           <w:rFonts w:ascii="Calibri" w:hAnsi="Calibri"/>
           <w:b/>
           <w:bCs/>
+          <w:i w:val="false"/>
+          <w:iCs w:val="false"/>
+          <w:sz w:val="19"/>
+          <w:szCs w:val="19"/>
+          <w:u w:val="none"/>
+        </w:rPr>
+        <w:t>Lucky Core Industries Limited</w:t>
+      </w:r>
+      <w:r>
+        <w:rPr>
+          <w:rFonts w:ascii="Calibri" w:hAnsi="Calibri"/>
+          <w:b/>
+          <w:bCs/>
+          <w:i w:val="false"/>
+          <w:iCs w:val="false"/>
           <w:sz w:val="19"/>
           <w:szCs w:val="19"/>
           <w:u w:val="none"/>
@@ -573,15 +694,7 @@
           <w:szCs w:val="19"/>
           <w:u w:val="none"/>
         </w:rPr>
-        <w:t xml:space="preserve"> hereby d</w:t>
-      </w:r>
-      <w:r>
-        <w:rPr>
-          <w:rFonts w:ascii="Calibri" w:hAnsi="Calibri"/>
-          <w:sz w:val="19"/>
-          <w:szCs w:val="19"/>
-        </w:rPr>
-        <w:t xml:space="preserve">eclare that I have misplaced the undermentioned Share Certificates relating to the said </w:t>
+        <w:t xml:space="preserve"> (the “Company”) under Shareholder No. </w:t>
       </w:r>
       <w:r>
         <w:rPr>
@@ -590,16 +703,100 @@
           <w:bCs/>
           <w:sz w:val="19"/>
           <w:szCs w:val="19"/>
-        </w:rPr>
-        <w:t>1,182</w:t>
-      </w:r>
-      <w:r>
-        <w:rPr>
-          <w:rFonts w:ascii="Calibri" w:hAnsi="Calibri"/>
-          <w:sz w:val="19"/>
-          <w:szCs w:val="19"/>
-        </w:rPr>
-        <w:t xml:space="preserve"> old pre-demerger shares which are untraceable with me and have been presumably been lost. </w:t>
+          <w:u w:val="none"/>
+        </w:rPr>
+        <w:fldChar w:fldCharType="begin"/>
+      </w:r>
+      <w:r>
+        <w:rPr>
+          <w:rFonts w:ascii="Calibri" w:hAnsi="Calibri"/>
+          <w:b/>
+          <w:bCs/>
+          <w:sz w:val="19"/>
+          <w:szCs w:val="19"/>
+          <w:u w:val="none"/>
+        </w:rPr>
+        <w:instrText xml:space="preserve"> DOCPROPERTY "Folio1"</w:instrText>
+      </w:r>
+      <w:r>
+        <w:rPr>
+          <w:rFonts w:ascii="Calibri" w:hAnsi="Calibri"/>
+          <w:b/>
+          <w:bCs/>
+          <w:sz w:val="19"/>
+          <w:szCs w:val="19"/>
+          <w:u w:val="none"/>
+        </w:rPr>
+        <w:fldChar w:fldCharType="separate"/>
+      </w:r>
+      <w:r>
+        <w:rPr>
+          <w:rFonts w:ascii="Calibri" w:hAnsi="Calibri"/>
+          <w:b/>
+          <w:bCs/>
+          <w:sz w:val="19"/>
+          <w:szCs w:val="19"/>
+          <w:u w:val="none"/>
+        </w:rPr>
+        <w:t>61463</w:t>
+      </w:r>
+      <w:r>
+        <w:rPr>
+          <w:rFonts w:ascii="Calibri" w:hAnsi="Calibri"/>
+          <w:b/>
+          <w:bCs/>
+          <w:sz w:val="19"/>
+          <w:szCs w:val="19"/>
+          <w:u w:val="none"/>
+        </w:rPr>
+        <w:fldChar w:fldCharType="end"/>
+      </w:r>
+      <w:r>
+        <w:rPr>
+          <w:rFonts w:ascii="Calibri" w:hAnsi="Calibri"/>
+          <w:b/>
+          <w:bCs/>
+          <w:sz w:val="19"/>
+          <w:szCs w:val="19"/>
+          <w:u w:val="none"/>
+        </w:rPr>
+        <w:t>,</w:t>
+      </w:r>
+      <w:r>
+        <w:rPr>
+          <w:rFonts w:ascii="Calibri" w:hAnsi="Calibri"/>
+          <w:b w:val="false"/>
+          <w:bCs w:val="false"/>
+          <w:sz w:val="19"/>
+          <w:szCs w:val="19"/>
+          <w:u w:val="none"/>
+        </w:rPr>
+        <w:t xml:space="preserve"> hereby d</w:t>
+      </w:r>
+      <w:r>
+        <w:rPr>
+          <w:rFonts w:ascii="Calibri" w:hAnsi="Calibri"/>
+          <w:sz w:val="19"/>
+          <w:szCs w:val="19"/>
+        </w:rPr>
+        <w:t xml:space="preserve">eclare that the following share certificates relating to the said </w:t>
+      </w:r>
+      <w:r>
+        <w:rPr>
+          <w:rFonts w:ascii="Calibri" w:hAnsi="Calibri"/>
+          <w:sz w:val="19"/>
+          <w:szCs w:val="19"/>
+          <w:u w:val="single"/>
+        </w:rPr>
+        <w:t>XXXX</w:t>
+      </w:r>
+      <w:r>
+        <w:rPr>
+          <w:rFonts w:ascii="Calibri" w:hAnsi="Calibri"/>
+          <w:sz w:val="19"/>
+          <w:szCs w:val="19"/>
+        </w:rPr>
+        <w:t xml:space="preserve">____ old pre-demerger shares held by the Deceased Shareholder are untraceable and have presumably been lost. </w:t>
       </w:r>
     </w:p>
     <w:p>
@@ -619,64 +816,6 @@
           <w:sz w:val="19"/>
           <w:szCs w:val="19"/>
         </w:rPr>
-      </w:r>
-    </w:p>
-    <w:p>
-      <w:pPr>
-        <w:pStyle w:val="Normal"/>
-        <w:bidi w:val="0"/>
-        <w:jc w:val="both"/>
-        <w:rPr>
-          <w:sz w:val="19"/>
-          <w:szCs w:val="19"/>
-        </w:rPr>
-      </w:pPr>
-      <w:r>
-        <w:rPr>
-          <w:rFonts w:ascii="Calibri" w:hAnsi="Calibri"/>
-          <w:sz w:val="19"/>
-          <w:szCs w:val="19"/>
-        </w:rPr>
-        <w:t>Now in consideration of ICI Pakistan Limited, (“the Company”) issuing new Share Certificates of Lucky Cor Industries Limited, Lotte Chemical Pakistan Limited (formerly Pakistan PTA Limited) and Akzo Nobel Pakistan Limited as per the Schemes of Arrangement dated December 12, 2000, and September 16, 2011. I hereby undertake to indemnify and shall keep indemnified the Company, their successors and assigns from and against all clams, losses, liabilities whatsoever which the Company may incur in issuing the new Share Certificates in lieu of the lost of old pre-demerger share Certificates.</w:t>
-      </w:r>
-    </w:p>
-    <w:p>
-      <w:pPr>
-        <w:pStyle w:val="Normal"/>
-        <w:bidi w:val="0"/>
-        <w:jc w:val="both"/>
-        <w:rPr>
-          <w:rFonts w:ascii="Calibri" w:hAnsi="Calibri"/>
-          <w:sz w:val="19"/>
-          <w:szCs w:val="19"/>
-        </w:rPr>
-      </w:pPr>
-      <w:r>
-        <w:rPr>
-          <w:rFonts w:ascii="Calibri" w:hAnsi="Calibri"/>
-          <w:sz w:val="19"/>
-          <w:szCs w:val="19"/>
-        </w:rPr>
-      </w:r>
-    </w:p>
-    <w:p>
-      <w:pPr>
-        <w:pStyle w:val="Normal"/>
-        <w:bidi w:val="0"/>
-        <w:jc w:val="both"/>
-        <w:rPr>
-          <w:rFonts w:ascii="Calibri" w:hAnsi="Calibri"/>
-          <w:sz w:val="19"/>
-          <w:szCs w:val="19"/>
-        </w:rPr>
-      </w:pPr>
-      <w:r>
-        <w:rPr>
-          <w:rFonts w:ascii="Calibri" w:hAnsi="Calibri"/>
-          <w:sz w:val="19"/>
-          <w:szCs w:val="19"/>
-        </w:rPr>
-        <w:t>I further declare that I have not sold, given away or pledged by way of security the aforesaid Share Certificates which have been cancelled by the Company at my request.</w:t>
       </w:r>
     </w:p>
     <w:p>
@@ -731,8 +870,7 @@
               <w:pStyle w:val="TableHeading"/>
               <w:bidi w:val="0"/>
               <w:rPr>
-                <w:sz w:val="19"/>
-                <w:szCs w:val="19"/>
+                <w:rFonts w:ascii="Calibri" w:hAnsi="Calibri"/>
               </w:rPr>
             </w:pPr>
             <w:r>
@@ -755,8 +893,7 @@
               <w:pStyle w:val="TableHeading"/>
               <w:bidi w:val="0"/>
               <w:rPr>
-                <w:sz w:val="19"/>
-                <w:szCs w:val="19"/>
+                <w:rFonts w:ascii="Calibri" w:hAnsi="Calibri"/>
               </w:rPr>
             </w:pPr>
             <w:r>
@@ -779,8 +916,7 @@
               <w:pStyle w:val="TableHeading"/>
               <w:bidi w:val="0"/>
               <w:rPr>
-                <w:sz w:val="19"/>
-                <w:szCs w:val="19"/>
+                <w:rFonts w:ascii="Calibri" w:hAnsi="Calibri"/>
               </w:rPr>
             </w:pPr>
             <w:r>
@@ -803,8 +939,7 @@
               <w:pStyle w:val="TableHeading"/>
               <w:bidi w:val="0"/>
               <w:rPr>
-                <w:sz w:val="19"/>
-                <w:szCs w:val="19"/>
+                <w:rFonts w:ascii="Calibri" w:hAnsi="Calibri"/>
               </w:rPr>
             </w:pPr>
             <w:r>
@@ -831,8 +966,7 @@
               <w:bidi w:val="0"/>
               <w:jc w:val="center"/>
               <w:rPr>
-                <w:sz w:val="19"/>
-                <w:szCs w:val="19"/>
+                <w:rFonts w:ascii="Calibri" w:hAnsi="Calibri"/>
               </w:rPr>
             </w:pPr>
             <w:r>
@@ -856,8 +990,7 @@
               <w:bidi w:val="0"/>
               <w:jc w:val="center"/>
               <w:rPr>
-                <w:sz w:val="19"/>
-                <w:szCs w:val="19"/>
+                <w:rFonts w:ascii="Calibri" w:hAnsi="Calibri"/>
               </w:rPr>
             </w:pPr>
             <w:r>
@@ -881,8 +1014,7 @@
               <w:bidi w:val="0"/>
               <w:jc w:val="center"/>
               <w:rPr>
-                <w:sz w:val="19"/>
-                <w:szCs w:val="19"/>
+                <w:rFonts w:ascii="Calibri" w:hAnsi="Calibri"/>
               </w:rPr>
             </w:pPr>
             <w:r>
@@ -906,8 +1038,7 @@
               <w:bidi w:val="0"/>
               <w:jc w:val="center"/>
               <w:rPr>
-                <w:sz w:val="19"/>
-                <w:szCs w:val="19"/>
+                <w:rFonts w:ascii="Calibri" w:hAnsi="Calibri"/>
               </w:rPr>
             </w:pPr>
             <w:r>
@@ -934,8 +1065,7 @@
               <w:bidi w:val="0"/>
               <w:jc w:val="center"/>
               <w:rPr>
-                <w:sz w:val="19"/>
-                <w:szCs w:val="19"/>
+                <w:rFonts w:ascii="Calibri" w:hAnsi="Calibri"/>
               </w:rPr>
             </w:pPr>
             <w:r>
@@ -959,8 +1089,7 @@
               <w:bidi w:val="0"/>
               <w:jc w:val="center"/>
               <w:rPr>
-                <w:sz w:val="19"/>
-                <w:szCs w:val="19"/>
+                <w:rFonts w:ascii="Calibri" w:hAnsi="Calibri"/>
               </w:rPr>
             </w:pPr>
             <w:r>
@@ -984,8 +1113,7 @@
               <w:bidi w:val="0"/>
               <w:jc w:val="center"/>
               <w:rPr>
-                <w:sz w:val="19"/>
-                <w:szCs w:val="19"/>
+                <w:rFonts w:ascii="Calibri" w:hAnsi="Calibri"/>
               </w:rPr>
             </w:pPr>
             <w:r>
@@ -1009,8 +1137,7 @@
               <w:bidi w:val="0"/>
               <w:jc w:val="center"/>
               <w:rPr>
-                <w:sz w:val="19"/>
-                <w:szCs w:val="19"/>
+                <w:rFonts w:ascii="Calibri" w:hAnsi="Calibri"/>
               </w:rPr>
             </w:pPr>
             <w:r>
@@ -1037,8 +1164,7 @@
               <w:bidi w:val="0"/>
               <w:jc w:val="center"/>
               <w:rPr>
-                <w:sz w:val="19"/>
-                <w:szCs w:val="19"/>
+                <w:rFonts w:ascii="Calibri" w:hAnsi="Calibri"/>
               </w:rPr>
             </w:pPr>
             <w:r>
@@ -1062,8 +1188,7 @@
               <w:bidi w:val="0"/>
               <w:jc w:val="center"/>
               <w:rPr>
-                <w:sz w:val="19"/>
-                <w:szCs w:val="19"/>
+                <w:rFonts w:ascii="Calibri" w:hAnsi="Calibri"/>
               </w:rPr>
             </w:pPr>
             <w:r>
@@ -1087,8 +1212,7 @@
               <w:bidi w:val="0"/>
               <w:jc w:val="center"/>
               <w:rPr>
-                <w:sz w:val="19"/>
-                <w:szCs w:val="19"/>
+                <w:rFonts w:ascii="Calibri" w:hAnsi="Calibri"/>
               </w:rPr>
             </w:pPr>
             <w:r>
@@ -1112,8 +1236,7 @@
               <w:bidi w:val="0"/>
               <w:jc w:val="center"/>
               <w:rPr>
-                <w:sz w:val="19"/>
-                <w:szCs w:val="19"/>
+                <w:rFonts w:ascii="Calibri" w:hAnsi="Calibri"/>
               </w:rPr>
             </w:pPr>
             <w:r>
@@ -1140,8 +1263,7 @@
               <w:bidi w:val="0"/>
               <w:jc w:val="center"/>
               <w:rPr>
-                <w:sz w:val="19"/>
-                <w:szCs w:val="19"/>
+                <w:rFonts w:ascii="Calibri" w:hAnsi="Calibri"/>
               </w:rPr>
             </w:pPr>
             <w:r>
@@ -1165,8 +1287,7 @@
               <w:bidi w:val="0"/>
               <w:jc w:val="center"/>
               <w:rPr>
-                <w:sz w:val="19"/>
-                <w:szCs w:val="19"/>
+                <w:rFonts w:ascii="Calibri" w:hAnsi="Calibri"/>
               </w:rPr>
             </w:pPr>
             <w:r>
@@ -1190,8 +1311,7 @@
               <w:bidi w:val="0"/>
               <w:jc w:val="center"/>
               <w:rPr>
-                <w:sz w:val="19"/>
-                <w:szCs w:val="19"/>
+                <w:rFonts w:ascii="Calibri" w:hAnsi="Calibri"/>
               </w:rPr>
             </w:pPr>
             <w:r>
@@ -1215,8 +1335,7 @@
               <w:bidi w:val="0"/>
               <w:jc w:val="center"/>
               <w:rPr>
-                <w:sz w:val="19"/>
-                <w:szCs w:val="19"/>
+                <w:rFonts w:ascii="Calibri" w:hAnsi="Calibri"/>
               </w:rPr>
             </w:pPr>
             <w:r>
@@ -1243,8 +1362,7 @@
               <w:bidi w:val="0"/>
               <w:jc w:val="center"/>
               <w:rPr>
-                <w:sz w:val="19"/>
-                <w:szCs w:val="19"/>
+                <w:rFonts w:ascii="Calibri" w:hAnsi="Calibri"/>
               </w:rPr>
             </w:pPr>
             <w:r>
@@ -1268,8 +1386,7 @@
               <w:bidi w:val="0"/>
               <w:jc w:val="center"/>
               <w:rPr>
-                <w:sz w:val="19"/>
-                <w:szCs w:val="19"/>
+                <w:rFonts w:ascii="Calibri" w:hAnsi="Calibri"/>
               </w:rPr>
             </w:pPr>
             <w:r>
@@ -1293,8 +1410,7 @@
               <w:bidi w:val="0"/>
               <w:jc w:val="center"/>
               <w:rPr>
-                <w:sz w:val="19"/>
-                <w:szCs w:val="19"/>
+                <w:rFonts w:ascii="Calibri" w:hAnsi="Calibri"/>
               </w:rPr>
             </w:pPr>
             <w:r>
@@ -1318,8 +1434,7 @@
               <w:bidi w:val="0"/>
               <w:jc w:val="center"/>
               <w:rPr>
-                <w:sz w:val="19"/>
-                <w:szCs w:val="19"/>
+                <w:rFonts w:ascii="Calibri" w:hAnsi="Calibri"/>
               </w:rPr>
             </w:pPr>
             <w:r>
@@ -1346,8 +1461,7 @@
               <w:bidi w:val="0"/>
               <w:jc w:val="center"/>
               <w:rPr>
-                <w:sz w:val="19"/>
-                <w:szCs w:val="19"/>
+                <w:rFonts w:ascii="Calibri" w:hAnsi="Calibri"/>
               </w:rPr>
             </w:pPr>
             <w:r>
@@ -1371,8 +1485,7 @@
               <w:bidi w:val="0"/>
               <w:jc w:val="center"/>
               <w:rPr>
-                <w:sz w:val="19"/>
-                <w:szCs w:val="19"/>
+                <w:rFonts w:ascii="Calibri" w:hAnsi="Calibri"/>
               </w:rPr>
             </w:pPr>
             <w:r>
@@ -1396,8 +1509,7 @@
               <w:bidi w:val="0"/>
               <w:jc w:val="center"/>
               <w:rPr>
-                <w:sz w:val="19"/>
-                <w:szCs w:val="19"/>
+                <w:rFonts w:ascii="Calibri" w:hAnsi="Calibri"/>
               </w:rPr>
             </w:pPr>
             <w:r>
@@ -1421,8 +1533,7 @@
               <w:bidi w:val="0"/>
               <w:jc w:val="center"/>
               <w:rPr>
-                <w:sz w:val="19"/>
-                <w:szCs w:val="19"/>
+                <w:rFonts w:ascii="Calibri" w:hAnsi="Calibri"/>
               </w:rPr>
             </w:pPr>
             <w:r>
@@ -1499,8 +1610,7 @@
               <w:bidi w:val="0"/>
               <w:jc w:val="center"/>
               <w:rPr>
-                <w:sz w:val="19"/>
-                <w:szCs w:val="19"/>
+                <w:rFonts w:ascii="Calibri" w:hAnsi="Calibri"/>
               </w:rPr>
             </w:pPr>
             <w:r>
@@ -1523,13 +1633,16 @@
               <w:pStyle w:val="TableContents"/>
               <w:bidi w:val="0"/>
               <w:jc w:val="center"/>
+              <w:rPr>
+                <w:rFonts w:ascii="Calibri" w:hAnsi="Calibri"/>
+              </w:rPr>
+            </w:pPr>
+            <w:r>
               <w:rPr>
                 <w:rFonts w:ascii="Calibri" w:hAnsi="Calibri"/>
                 <w:sz w:val="20"/>
                 <w:szCs w:val="20"/>
               </w:rPr>
-            </w:pPr>
-            <w:r>
               <w:fldChar w:fldCharType="begin"/>
             </w:r>
             <w:r>
@@ -1554,7 +1667,7 @@
                 <w:sz w:val="20"/>
                 <w:szCs w:val="20"/>
               </w:rPr>
-              <w:t>1,182</w:t>
+              <w:t>1182</w:t>
             </w:r>
             <w:r>
               <w:rPr>
@@ -1585,19 +1698,1796 @@
           <w:sz w:val="19"/>
           <w:szCs w:val="19"/>
         </w:rPr>
+      </w:r>
+    </w:p>
+    <w:p>
+      <w:pPr>
+        <w:pStyle w:val="Normal"/>
+        <w:bidi w:val="0"/>
+        <w:jc w:val="both"/>
+        <w:rPr>
+          <w:rFonts w:ascii="Calibri" w:hAnsi="Calibri"/>
+        </w:rPr>
+      </w:pPr>
+      <w:r>
+        <w:rPr>
+          <w:rFonts w:ascii="Calibri" w:hAnsi="Calibri"/>
+          <w:sz w:val="19"/>
+          <w:szCs w:val="19"/>
+        </w:rPr>
+        <w:t xml:space="preserve">I confirm that by virtue of Succession Certificate dated </w:t>
+      </w:r>
+      <w:r>
+        <w:rPr>
+          <w:rFonts w:ascii="Calibri" w:hAnsi="Calibri"/>
+          <w:sz w:val="19"/>
+          <w:szCs w:val="19"/>
+        </w:rPr>
+        <w:t>09-10-2024 issued by NADRA, I have been granted the right to the below mentioned shares belonging to the Deceased Shareholder.</w:t>
+      </w:r>
+    </w:p>
+    <w:p>
+      <w:pPr>
+        <w:pStyle w:val="Normal"/>
+        <w:bidi w:val="0"/>
+        <w:jc w:val="both"/>
+        <w:rPr>
+          <w:rFonts w:ascii="Calibri" w:hAnsi="Calibri"/>
+          <w:sz w:val="19"/>
+          <w:szCs w:val="19"/>
+        </w:rPr>
+      </w:pPr>
+      <w:r>
+        <w:rPr>
+          <w:rFonts w:ascii="Calibri" w:hAnsi="Calibri"/>
+          <w:sz w:val="19"/>
+          <w:szCs w:val="19"/>
+        </w:rPr>
+      </w:r>
+    </w:p>
+    <w:p>
+      <w:pPr>
+        <w:pStyle w:val="Normal"/>
+        <w:bidi w:val="0"/>
+        <w:jc w:val="both"/>
+        <w:rPr>
+          <w:rFonts w:ascii="Calibri" w:hAnsi="Calibri"/>
+          <w:sz w:val="19"/>
+          <w:szCs w:val="19"/>
+        </w:rPr>
+      </w:pPr>
+      <w:r>
+        <w:rPr>
+          <w:rFonts w:ascii="Calibri" w:hAnsi="Calibri"/>
+          <w:sz w:val="19"/>
+          <w:szCs w:val="19"/>
+        </w:rPr>
+        <w:t>Now in consideration of the Company issuing new share certificates fo Lucky Core Industries Limited, Lotte Chemical Pakistan Limited, and Akzo Nobel Pakistan Limited in accordance with the Schemes of Arrangement dated December 12, 2000, and September 16, 2011 and further pursuant to the subdivision of the face value of the Company’s shares, effected on July 19, 2025, whereby the nominal value of each ordinary share was reduced from Rs. 10/- to Rs. 2/-:</w:t>
+      </w:r>
+    </w:p>
+    <w:p>
+      <w:pPr>
+        <w:pStyle w:val="Normal"/>
+        <w:bidi w:val="0"/>
+        <w:jc w:val="both"/>
+        <w:rPr>
+          <w:rFonts w:ascii="Calibri" w:hAnsi="Calibri"/>
+          <w:sz w:val="19"/>
+          <w:szCs w:val="19"/>
+        </w:rPr>
+      </w:pPr>
+      <w:r>
+        <w:rPr>
+          <w:rFonts w:ascii="Calibri" w:hAnsi="Calibri"/>
+          <w:sz w:val="19"/>
+          <w:szCs w:val="19"/>
+        </w:rPr>
+      </w:r>
+    </w:p>
+    <w:p>
+      <w:pPr>
+        <w:pStyle w:val="Normal"/>
+        <w:numPr>
+          <w:ilvl w:val="0"/>
+          <w:numId w:val="1"/>
+        </w:numPr>
+        <w:bidi w:val="0"/>
+        <w:jc w:val="both"/>
+        <w:rPr>
+          <w:rFonts w:ascii="Calibri" w:hAnsi="Calibri"/>
+          <w:sz w:val="19"/>
+          <w:szCs w:val="19"/>
+        </w:rPr>
+      </w:pPr>
+      <w:r>
+        <w:rPr>
+          <w:rFonts w:ascii="Calibri" w:hAnsi="Calibri"/>
+          <w:sz w:val="19"/>
+          <w:szCs w:val="19"/>
+        </w:rPr>
+        <w:t>I hereby undertake to indemnify and agree to keep indemnified the Company, its successors, assigns, directors, officers, shareholders from and against all claims, losses, liabilities, costs, charges, or expenses, which may arise or be incurred by the Company in issuing the new share certificates.</w:t>
+      </w:r>
+    </w:p>
+    <w:p>
+      <w:pPr>
+        <w:pStyle w:val="Normal"/>
+        <w:bidi w:val="0"/>
+        <w:jc w:val="both"/>
+        <w:rPr>
+          <w:rFonts w:ascii="Calibri" w:hAnsi="Calibri"/>
+          <w:sz w:val="19"/>
+          <w:szCs w:val="19"/>
+        </w:rPr>
+      </w:pPr>
+      <w:r>
+        <w:rPr>
+          <w:rFonts w:ascii="Calibri" w:hAnsi="Calibri"/>
+          <w:sz w:val="19"/>
+          <w:szCs w:val="19"/>
+        </w:rPr>
+      </w:r>
+    </w:p>
+    <w:p>
+      <w:pPr>
+        <w:pStyle w:val="Normal"/>
+        <w:numPr>
+          <w:ilvl w:val="0"/>
+          <w:numId w:val="1"/>
+        </w:numPr>
+        <w:bidi w:val="0"/>
+        <w:jc w:val="both"/>
+        <w:rPr>
+          <w:rFonts w:ascii="Calibri" w:hAnsi="Calibri"/>
+          <w:sz w:val="19"/>
+          <w:szCs w:val="19"/>
+        </w:rPr>
+      </w:pPr>
+      <w:r>
+        <w:rPr>
+          <w:rFonts w:ascii="Calibri" w:hAnsi="Calibri"/>
+          <w:sz w:val="19"/>
+          <w:szCs w:val="19"/>
+        </w:rPr>
+        <w:t>I further declare that the said share certificates have not been sold, transferred, pledged, or otherwise disposed of, and have been cancelled by the Company at my request.</w:t>
+      </w:r>
+    </w:p>
+    <w:p>
+      <w:pPr>
+        <w:pStyle w:val="Normal"/>
+        <w:bidi w:val="0"/>
+        <w:jc w:val="both"/>
+        <w:rPr>
+          <w:rFonts w:ascii="Calibri" w:hAnsi="Calibri"/>
+          <w:sz w:val="19"/>
+          <w:szCs w:val="19"/>
+        </w:rPr>
+      </w:pPr>
+      <w:r>
+        <w:rPr>
+          <w:rFonts w:ascii="Calibri" w:hAnsi="Calibri"/>
+          <w:sz w:val="19"/>
+          <w:szCs w:val="19"/>
+        </w:rPr>
+      </w:r>
+    </w:p>
+    <w:tbl>
+      <w:tblPr>
+        <w:tblW w:w="5000" w:type="pct"/>
+        <w:jc w:val="start"/>
+        <w:tblInd w:w="0" w:type="dxa"/>
+        <w:tblLayout w:type="fixed"/>
+        <w:tblCellMar>
+          <w:top w:w="0" w:type="dxa"/>
+          <w:start w:w="0" w:type="dxa"/>
+          <w:bottom w:w="0" w:type="dxa"/>
+          <w:end w:w="0" w:type="dxa"/>
+        </w:tblCellMar>
+      </w:tblPr>
+      <w:tblGrid>
+        <w:gridCol w:w="4679"/>
+        <w:gridCol w:w="4681"/>
+      </w:tblGrid>
+      <w:tr>
+        <w:trPr>
+          <w:tblHeader w:val="true"/>
+        </w:trPr>
+        <w:tc>
+          <w:tcPr>
+            <w:tcW w:w="4679" w:type="dxa"/>
+            <w:tcBorders/>
+          </w:tcPr>
+          <w:p>
+            <w:pPr>
+              <w:pStyle w:val="TableContents"/>
+              <w:bidi w:val="0"/>
+              <w:rPr>
+                <w:rFonts w:ascii="Calibri" w:hAnsi="Calibri"/>
+                <w:b/>
+                <w:bCs/>
+                <w:sz w:val="19"/>
+                <w:szCs w:val="19"/>
+              </w:rPr>
+            </w:pPr>
+            <w:r>
+              <w:rPr>
+                <w:rFonts w:ascii="Calibri" w:hAnsi="Calibri"/>
+                <w:b/>
+                <w:bCs/>
+                <w:sz w:val="19"/>
+                <w:szCs w:val="19"/>
+              </w:rPr>
+              <w:t>LEGAL HEIR’S DECLARATION</w:t>
+            </w:r>
+          </w:p>
+        </w:tc>
+        <w:tc>
+          <w:tcPr>
+            <w:tcW w:w="4681" w:type="dxa"/>
+            <w:tcBorders/>
+          </w:tcPr>
+          <w:p>
+            <w:pPr>
+              <w:pStyle w:val="TableContents"/>
+              <w:bidi w:val="0"/>
+              <w:rPr>
+                <w:rFonts w:ascii="Calibri" w:hAnsi="Calibri"/>
+                <w:b/>
+                <w:bCs/>
+                <w:sz w:val="19"/>
+                <w:szCs w:val="19"/>
+              </w:rPr>
+            </w:pPr>
+            <w:r>
+              <w:rPr>
+                <w:rFonts w:ascii="Calibri" w:hAnsi="Calibri"/>
+                <w:b/>
+                <w:bCs/>
+                <w:sz w:val="19"/>
+                <w:szCs w:val="19"/>
+              </w:rPr>
+              <w:t>PARTICULARS OF DECEASED SHAREHOLDER</w:t>
+            </w:r>
+          </w:p>
+        </w:tc>
+      </w:tr>
+      <w:tr>
+        <w:trPr/>
+        <w:tc>
+          <w:tcPr>
+            <w:tcW w:w="4679" w:type="dxa"/>
+            <w:tcBorders/>
+          </w:tcPr>
+          <w:p>
+            <w:pPr>
+              <w:pStyle w:val="TableContents"/>
+              <w:bidi w:val="0"/>
+              <w:rPr>
+                <w:rFonts w:ascii="Calibri" w:hAnsi="Calibri"/>
+                <w:sz w:val="19"/>
+                <w:szCs w:val="19"/>
+              </w:rPr>
+            </w:pPr>
+            <w:r>
+              <w:rPr>
+                <w:rFonts w:ascii="Calibri" w:hAnsi="Calibri"/>
+                <w:sz w:val="19"/>
+                <w:szCs w:val="19"/>
+              </w:rPr>
+            </w:r>
+          </w:p>
+          <w:p>
+            <w:pPr>
+              <w:pStyle w:val="TableContents"/>
+              <w:bidi w:val="0"/>
+              <w:rPr>
+                <w:rFonts w:ascii="Calibri" w:hAnsi="Calibri"/>
+                <w:sz w:val="19"/>
+                <w:szCs w:val="19"/>
+              </w:rPr>
+            </w:pPr>
+            <w:r>
+              <w:rPr>
+                <w:rFonts w:ascii="Calibri" w:hAnsi="Calibri"/>
+                <w:sz w:val="19"/>
+                <w:szCs w:val="19"/>
+              </w:rPr>
+            </w:r>
+          </w:p>
+          <w:p>
+            <w:pPr>
+              <w:pStyle w:val="TableContents"/>
+              <w:bidi w:val="0"/>
+              <w:rPr>
+                <w:rFonts w:ascii="Calibri" w:hAnsi="Calibri"/>
+                <w:sz w:val="19"/>
+                <w:szCs w:val="19"/>
+              </w:rPr>
+            </w:pPr>
+            <w:r>
+              <w:rPr>
+                <w:rFonts w:ascii="Calibri" w:hAnsi="Calibri"/>
+                <w:sz w:val="19"/>
+                <w:szCs w:val="19"/>
+              </w:rPr>
+            </w:r>
+          </w:p>
+          <w:p>
+            <w:pPr>
+              <w:pStyle w:val="TableContents"/>
+              <w:bidi w:val="0"/>
+              <w:rPr>
+                <w:rFonts w:ascii="Calibri" w:hAnsi="Calibri"/>
+                <w:sz w:val="19"/>
+                <w:szCs w:val="19"/>
+              </w:rPr>
+            </w:pPr>
+            <w:r>
+              <w:rPr>
+                <w:rFonts w:ascii="Calibri" w:hAnsi="Calibri"/>
+                <w:sz w:val="19"/>
+                <w:szCs w:val="19"/>
+              </w:rPr>
+              <w:t>________________________________________________</w:t>
+            </w:r>
+          </w:p>
+          <w:p>
+            <w:pPr>
+              <w:pStyle w:val="TableContents"/>
+              <w:bidi w:val="0"/>
+              <w:rPr>
+                <w:rFonts w:ascii="Calibri" w:hAnsi="Calibri"/>
+                <w:sz w:val="19"/>
+                <w:szCs w:val="19"/>
+              </w:rPr>
+            </w:pPr>
+            <w:r>
+              <w:rPr>
+                <w:rFonts w:ascii="Calibri" w:hAnsi="Calibri"/>
+                <w:sz w:val="19"/>
+                <w:szCs w:val="19"/>
+              </w:rPr>
+              <w:t>(Signature of Legal Heir)</w:t>
+            </w:r>
+          </w:p>
+          <w:p>
+            <w:pPr>
+              <w:pStyle w:val="TableContents"/>
+              <w:bidi w:val="0"/>
+              <w:rPr>
+                <w:rFonts w:ascii="Calibri" w:hAnsi="Calibri"/>
+                <w:sz w:val="19"/>
+                <w:szCs w:val="19"/>
+              </w:rPr>
+            </w:pPr>
+            <w:r>
+              <w:rPr>
+                <w:rFonts w:ascii="Calibri" w:hAnsi="Calibri"/>
+                <w:sz w:val="19"/>
+                <w:szCs w:val="19"/>
+              </w:rPr>
+            </w:r>
+          </w:p>
+          <w:p>
+            <w:pPr>
+              <w:pStyle w:val="TableContents"/>
+              <w:bidi w:val="0"/>
+              <w:rPr>
+                <w:rFonts w:ascii="Calibri" w:hAnsi="Calibri"/>
+                <w:sz w:val="19"/>
+                <w:szCs w:val="19"/>
+              </w:rPr>
+            </w:pPr>
+            <w:r>
+              <w:rPr>
+                <w:rFonts w:ascii="Calibri" w:hAnsi="Calibri"/>
+                <w:sz w:val="19"/>
+                <w:szCs w:val="19"/>
+              </w:rPr>
+            </w:r>
+          </w:p>
+          <w:p>
+            <w:pPr>
+              <w:pStyle w:val="TableContents"/>
+              <w:bidi w:val="0"/>
+              <w:rPr>
+                <w:rFonts w:ascii="Calibri" w:hAnsi="Calibri"/>
+                <w:sz w:val="19"/>
+                <w:szCs w:val="19"/>
+              </w:rPr>
+            </w:pPr>
+            <w:r>
+              <w:rPr>
+                <w:rFonts w:ascii="Calibri" w:hAnsi="Calibri"/>
+                <w:sz w:val="19"/>
+                <w:szCs w:val="19"/>
+              </w:rPr>
+              <w:t>Name: Muhammad Ilyas Khan</w:t>
+            </w:r>
+          </w:p>
+          <w:p>
+            <w:pPr>
+              <w:pStyle w:val="TableContents"/>
+              <w:bidi w:val="0"/>
+              <w:rPr>
+                <w:rFonts w:ascii="Calibri" w:hAnsi="Calibri"/>
+                <w:sz w:val="19"/>
+                <w:szCs w:val="19"/>
+              </w:rPr>
+            </w:pPr>
+            <w:r>
+              <w:rPr>
+                <w:rFonts w:ascii="Calibri" w:hAnsi="Calibri"/>
+                <w:sz w:val="19"/>
+                <w:szCs w:val="19"/>
+              </w:rPr>
+              <w:t>CNIC No. 35202-2834819-5</w:t>
+            </w:r>
+          </w:p>
+          <w:p>
+            <w:pPr>
+              <w:pStyle w:val="TableContents"/>
+              <w:bidi w:val="0"/>
+              <w:rPr>
+                <w:rFonts w:ascii="Calibri" w:hAnsi="Calibri"/>
+                <w:sz w:val="19"/>
+                <w:szCs w:val="19"/>
+              </w:rPr>
+            </w:pPr>
+            <w:r>
+              <w:rPr>
+                <w:rFonts w:ascii="Calibri" w:hAnsi="Calibri"/>
+                <w:sz w:val="19"/>
+                <w:szCs w:val="19"/>
+              </w:rPr>
+              <w:t>Occupation: Other</w:t>
+            </w:r>
+          </w:p>
+          <w:p>
+            <w:pPr>
+              <w:pStyle w:val="TableContents"/>
+              <w:bidi w:val="0"/>
+              <w:rPr>
+                <w:rFonts w:ascii="Calibri" w:hAnsi="Calibri"/>
+                <w:sz w:val="19"/>
+                <w:szCs w:val="19"/>
+              </w:rPr>
+            </w:pPr>
+            <w:r>
+              <w:rPr>
+                <w:rFonts w:ascii="Calibri" w:hAnsi="Calibri"/>
+                <w:sz w:val="19"/>
+                <w:szCs w:val="19"/>
+              </w:rPr>
+              <w:t>ADDRESS: 21, Ghulam Nabi Colony, Samanabad, Lahore</w:t>
+            </w:r>
+          </w:p>
+          <w:p>
+            <w:pPr>
+              <w:pStyle w:val="TableContents"/>
+              <w:bidi w:val="0"/>
+              <w:rPr>
+                <w:rFonts w:ascii="Calibri" w:hAnsi="Calibri"/>
+                <w:sz w:val="19"/>
+                <w:szCs w:val="19"/>
+              </w:rPr>
+            </w:pPr>
+            <w:r>
+              <w:rPr>
+                <w:rFonts w:ascii="Calibri" w:hAnsi="Calibri"/>
+                <w:sz w:val="19"/>
+                <w:szCs w:val="19"/>
+              </w:rPr>
+              <w:t>Cell #: 0301 443 0802</w:t>
+            </w:r>
+          </w:p>
+        </w:tc>
+        <w:tc>
+          <w:tcPr>
+            <w:tcW w:w="4681" w:type="dxa"/>
+            <w:tcBorders/>
+          </w:tcPr>
+          <w:p>
+            <w:pPr>
+              <w:pStyle w:val="TableContents"/>
+              <w:bidi w:val="0"/>
+              <w:rPr>
+                <w:rFonts w:ascii="Calibri" w:hAnsi="Calibri"/>
+                <w:sz w:val="19"/>
+                <w:szCs w:val="19"/>
+              </w:rPr>
+            </w:pPr>
+            <w:r>
+              <w:rPr>
+                <w:rFonts w:ascii="Calibri" w:hAnsi="Calibri"/>
+                <w:sz w:val="19"/>
+                <w:szCs w:val="19"/>
+              </w:rPr>
+            </w:r>
+          </w:p>
+          <w:p>
+            <w:pPr>
+              <w:pStyle w:val="TableContents"/>
+              <w:bidi w:val="0"/>
+              <w:rPr>
+                <w:rFonts w:ascii="Calibri" w:hAnsi="Calibri"/>
+                <w:sz w:val="19"/>
+                <w:szCs w:val="19"/>
+              </w:rPr>
+            </w:pPr>
+            <w:r>
+              <w:rPr>
+                <w:rFonts w:ascii="Calibri" w:hAnsi="Calibri"/>
+                <w:sz w:val="19"/>
+                <w:szCs w:val="19"/>
+              </w:rPr>
+              <w:t>Name: Mohammad Ayub Khan</w:t>
+            </w:r>
+          </w:p>
+          <w:p>
+            <w:pPr>
+              <w:pStyle w:val="TableContents"/>
+              <w:bidi w:val="0"/>
+              <w:rPr>
+                <w:rFonts w:ascii="Calibri" w:hAnsi="Calibri"/>
+                <w:sz w:val="19"/>
+                <w:szCs w:val="19"/>
+              </w:rPr>
+            </w:pPr>
+            <w:r>
+              <w:rPr>
+                <w:rFonts w:ascii="Calibri" w:hAnsi="Calibri"/>
+                <w:sz w:val="19"/>
+                <w:szCs w:val="19"/>
+              </w:rPr>
+              <w:t xml:space="preserve">CNIC No: </w:t>
+            </w:r>
+            <w:r>
+              <w:rPr>
+                <w:rFonts w:ascii="Calibri" w:hAnsi="Calibri"/>
+                <w:sz w:val="19"/>
+                <w:szCs w:val="19"/>
+              </w:rPr>
+              <w:fldChar w:fldCharType="begin"/>
+            </w:r>
+            <w:r>
+              <w:rPr>
+                <w:rFonts w:ascii="Calibri" w:hAnsi="Calibri"/>
+                <w:sz w:val="19"/>
+                <w:szCs w:val="19"/>
+              </w:rPr>
+              <w:instrText xml:space="preserve"> DOCPROPERTY "DeceasedCNIC"</w:instrText>
+            </w:r>
+            <w:r>
+              <w:rPr>
+                <w:rFonts w:ascii="Calibri" w:hAnsi="Calibri"/>
+                <w:sz w:val="19"/>
+                <w:szCs w:val="19"/>
+              </w:rPr>
+              <w:fldChar w:fldCharType="separate"/>
+            </w:r>
+            <w:r>
+              <w:rPr>
+                <w:rFonts w:ascii="Calibri" w:hAnsi="Calibri"/>
+                <w:sz w:val="19"/>
+                <w:szCs w:val="19"/>
+              </w:rPr>
+              <w:t>35200-1521538-7</w:t>
+            </w:r>
+            <w:r>
+              <w:rPr>
+                <w:rFonts w:ascii="Calibri" w:hAnsi="Calibri"/>
+                <w:sz w:val="19"/>
+                <w:szCs w:val="19"/>
+              </w:rPr>
+              <w:fldChar w:fldCharType="end"/>
+            </w:r>
+          </w:p>
+          <w:p>
+            <w:pPr>
+              <w:pStyle w:val="TableContents"/>
+              <w:bidi w:val="0"/>
+              <w:rPr>
+                <w:rFonts w:ascii="Calibri" w:hAnsi="Calibri"/>
+                <w:sz w:val="19"/>
+                <w:szCs w:val="19"/>
+              </w:rPr>
+            </w:pPr>
+            <w:r>
+              <w:rPr>
+                <w:rFonts w:ascii="Calibri" w:hAnsi="Calibri"/>
+                <w:sz w:val="19"/>
+                <w:szCs w:val="19"/>
+              </w:rPr>
+              <w:t>ADDRESS: 21, Ghulam Nabi Colony, Samanabad, Lahore</w:t>
+            </w:r>
+          </w:p>
+        </w:tc>
+      </w:tr>
+    </w:tbl>
+    <w:p>
+      <w:pPr>
+        <w:pStyle w:val="BodyText"/>
+        <w:rPr>
+          <w:rFonts w:ascii="Calibri" w:hAnsi="Calibri"/>
+          <w:b/>
+          <w:bCs/>
+          <w:sz w:val="20"/>
+          <w:szCs w:val="20"/>
+        </w:rPr>
+      </w:pPr>
+      <w:r>
+        <w:rPr>
+          <w:rFonts w:ascii="Calibri" w:hAnsi="Calibri"/>
+          <w:b/>
+          <w:bCs/>
+          <w:sz w:val="20"/>
+          <w:szCs w:val="20"/>
+        </w:rPr>
+      </w:r>
+    </w:p>
+    <w:p>
+      <w:pPr>
+        <w:pStyle w:val="BodyText"/>
+        <w:rPr>
+          <w:rFonts w:ascii="Calibri" w:hAnsi="Calibri"/>
+          <w:b/>
+          <w:bCs/>
+          <w:sz w:val="20"/>
+          <w:szCs w:val="20"/>
+        </w:rPr>
+      </w:pPr>
+      <w:r>
+        <w:rPr>
+          <w:rFonts w:ascii="Calibri" w:hAnsi="Calibri"/>
+          <w:b/>
+          <w:bCs/>
+          <w:sz w:val="20"/>
+          <w:szCs w:val="20"/>
+        </w:rPr>
+        <w:t>SURETIES’ DECLARATION</w:t>
+      </w:r>
+    </w:p>
+    <w:p>
+      <w:pPr>
+        <w:pStyle w:val="BodyText"/>
+        <w:rPr>
+          <w:rFonts w:ascii="Calibri" w:hAnsi="Calibri"/>
+          <w:b w:val="false"/>
+          <w:bCs w:val="false"/>
+          <w:sz w:val="20"/>
+          <w:szCs w:val="20"/>
+        </w:rPr>
+      </w:pPr>
+      <w:r>
+        <w:rPr>
+          <w:rFonts w:ascii="Calibri" w:hAnsi="Calibri"/>
+          <w:b w:val="false"/>
+          <w:bCs w:val="false"/>
+          <w:sz w:val="20"/>
+          <w:szCs w:val="20"/>
+        </w:rPr>
+        <w:t>We the undersigned sureties, confirm and certify that the statements made by the shareholder above are true and correct to the best of our knowledge and belief. We agree and undertake, jointly and severally, to indemnify and hold harmless the Company, its successors, assigns, directors, officers, and shareholders, from and against all claims, charges, losses, costs, damages, demands, and liabilities, which the Company may incur as a result of issuing new share certificates based on this indemnity.</w:t>
+      </w:r>
+    </w:p>
+    <w:tbl>
+      <w:tblPr>
+        <w:tblW w:w="5000" w:type="pct"/>
+        <w:jc w:val="start"/>
+        <w:tblInd w:w="0" w:type="dxa"/>
+        <w:tblLayout w:type="fixed"/>
+        <w:tblCellMar>
+          <w:top w:w="0" w:type="dxa"/>
+          <w:start w:w="0" w:type="dxa"/>
+          <w:bottom w:w="0" w:type="dxa"/>
+          <w:end w:w="0" w:type="dxa"/>
+        </w:tblCellMar>
+      </w:tblPr>
+      <w:tblGrid>
+        <w:gridCol w:w="4679"/>
+        <w:gridCol w:w="4681"/>
+      </w:tblGrid>
+      <w:tr>
+        <w:trPr/>
+        <w:tc>
+          <w:tcPr>
+            <w:tcW w:w="4679" w:type="dxa"/>
+            <w:tcBorders/>
+          </w:tcPr>
+          <w:p>
+            <w:pPr>
+              <w:pStyle w:val="TableContents"/>
+              <w:bidi w:val="0"/>
+              <w:rPr>
+                <w:rFonts w:ascii="Calibri" w:hAnsi="Calibri"/>
+                <w:b/>
+                <w:bCs/>
+                <w:sz w:val="19"/>
+                <w:szCs w:val="19"/>
+              </w:rPr>
+            </w:pPr>
+            <w:r>
+              <w:rPr>
+                <w:rFonts w:ascii="Calibri" w:hAnsi="Calibri"/>
+                <w:b/>
+                <w:bCs/>
+                <w:sz w:val="19"/>
+                <w:szCs w:val="19"/>
+              </w:rPr>
+              <w:t>SURETY - 1</w:t>
+            </w:r>
+          </w:p>
+        </w:tc>
+        <w:tc>
+          <w:tcPr>
+            <w:tcW w:w="4681" w:type="dxa"/>
+            <w:tcBorders/>
+          </w:tcPr>
+          <w:p>
+            <w:pPr>
+              <w:pStyle w:val="TableContents"/>
+              <w:bidi w:val="0"/>
+              <w:rPr>
+                <w:rFonts w:ascii="Calibri" w:hAnsi="Calibri"/>
+                <w:b/>
+                <w:bCs/>
+                <w:sz w:val="19"/>
+                <w:szCs w:val="19"/>
+              </w:rPr>
+            </w:pPr>
+            <w:r>
+              <w:rPr>
+                <w:rFonts w:ascii="Calibri" w:hAnsi="Calibri"/>
+                <w:b/>
+                <w:bCs/>
+                <w:sz w:val="19"/>
+                <w:szCs w:val="19"/>
+              </w:rPr>
+              <w:t>SURETY - 2</w:t>
+            </w:r>
+          </w:p>
+        </w:tc>
+      </w:tr>
+      <w:tr>
+        <w:trPr/>
+        <w:tc>
+          <w:tcPr>
+            <w:tcW w:w="4679" w:type="dxa"/>
+            <w:tcBorders/>
+          </w:tcPr>
+          <w:p>
+            <w:pPr>
+              <w:pStyle w:val="TableContents"/>
+              <w:bidi w:val="0"/>
+              <w:rPr>
+                <w:rFonts w:ascii="Calibri" w:hAnsi="Calibri"/>
+                <w:sz w:val="19"/>
+                <w:szCs w:val="19"/>
+              </w:rPr>
+            </w:pPr>
+            <w:r>
+              <w:rPr>
+                <w:rFonts w:ascii="Calibri" w:hAnsi="Calibri"/>
+                <w:sz w:val="19"/>
+                <w:szCs w:val="19"/>
+              </w:rPr>
+            </w:r>
+          </w:p>
+          <w:p>
+            <w:pPr>
+              <w:pStyle w:val="TableContents"/>
+              <w:bidi w:val="0"/>
+              <w:rPr>
+                <w:rFonts w:ascii="Calibri" w:hAnsi="Calibri"/>
+                <w:sz w:val="19"/>
+                <w:szCs w:val="19"/>
+              </w:rPr>
+            </w:pPr>
+            <w:r>
+              <w:rPr>
+                <w:rFonts w:ascii="Calibri" w:hAnsi="Calibri"/>
+                <w:sz w:val="19"/>
+                <w:szCs w:val="19"/>
+              </w:rPr>
+            </w:r>
+          </w:p>
+          <w:p>
+            <w:pPr>
+              <w:pStyle w:val="TableContents"/>
+              <w:bidi w:val="0"/>
+              <w:rPr>
+                <w:rFonts w:ascii="Calibri" w:hAnsi="Calibri"/>
+                <w:sz w:val="19"/>
+                <w:szCs w:val="19"/>
+              </w:rPr>
+            </w:pPr>
+            <w:r>
+              <w:rPr>
+                <w:rFonts w:ascii="Calibri" w:hAnsi="Calibri"/>
+                <w:sz w:val="19"/>
+                <w:szCs w:val="19"/>
+              </w:rPr>
+            </w:r>
+          </w:p>
+          <w:p>
+            <w:pPr>
+              <w:pStyle w:val="TableContents"/>
+              <w:bidi w:val="0"/>
+              <w:rPr>
+                <w:rFonts w:ascii="Calibri" w:hAnsi="Calibri"/>
+                <w:sz w:val="19"/>
+                <w:szCs w:val="19"/>
+              </w:rPr>
+            </w:pPr>
+            <w:r>
+              <w:rPr>
+                <w:rFonts w:ascii="Calibri" w:hAnsi="Calibri"/>
+                <w:sz w:val="19"/>
+                <w:szCs w:val="19"/>
+              </w:rPr>
+              <w:t>________________________________________________</w:t>
+            </w:r>
+          </w:p>
+          <w:p>
+            <w:pPr>
+              <w:pStyle w:val="TableContents"/>
+              <w:bidi w:val="0"/>
+              <w:rPr>
+                <w:rFonts w:ascii="Calibri" w:hAnsi="Calibri"/>
+                <w:sz w:val="19"/>
+                <w:szCs w:val="19"/>
+              </w:rPr>
+            </w:pPr>
+            <w:r>
+              <w:rPr>
+                <w:rFonts w:ascii="Calibri" w:hAnsi="Calibri"/>
+                <w:sz w:val="19"/>
+                <w:szCs w:val="19"/>
+              </w:rPr>
+              <w:t>(Signature)</w:t>
+            </w:r>
+          </w:p>
+          <w:p>
+            <w:pPr>
+              <w:pStyle w:val="TableContents"/>
+              <w:bidi w:val="0"/>
+              <w:rPr>
+                <w:rFonts w:ascii="Calibri" w:hAnsi="Calibri"/>
+                <w:sz w:val="19"/>
+                <w:szCs w:val="19"/>
+              </w:rPr>
+            </w:pPr>
+            <w:r>
+              <w:rPr>
+                <w:rFonts w:ascii="Calibri" w:hAnsi="Calibri"/>
+                <w:sz w:val="19"/>
+                <w:szCs w:val="19"/>
+              </w:rPr>
+            </w:r>
+          </w:p>
+          <w:p>
+            <w:pPr>
+              <w:pStyle w:val="TableContents"/>
+              <w:bidi w:val="0"/>
+              <w:rPr>
+                <w:rFonts w:ascii="Calibri" w:hAnsi="Calibri"/>
+                <w:sz w:val="19"/>
+                <w:szCs w:val="19"/>
+              </w:rPr>
+            </w:pPr>
+            <w:r>
+              <w:rPr>
+                <w:rFonts w:ascii="Calibri" w:hAnsi="Calibri"/>
+                <w:sz w:val="19"/>
+                <w:szCs w:val="19"/>
+              </w:rPr>
+              <w:t xml:space="preserve">Name: Muhammad Farhan Feroz </w:t>
+            </w:r>
+          </w:p>
+          <w:p>
+            <w:pPr>
+              <w:pStyle w:val="TableContents"/>
+              <w:bidi w:val="0"/>
+              <w:rPr>
+                <w:rFonts w:ascii="Calibri" w:hAnsi="Calibri"/>
+                <w:sz w:val="19"/>
+                <w:szCs w:val="19"/>
+              </w:rPr>
+            </w:pPr>
+            <w:r>
+              <w:rPr>
+                <w:rFonts w:ascii="Calibri" w:hAnsi="Calibri"/>
+                <w:sz w:val="19"/>
+                <w:szCs w:val="19"/>
+              </w:rPr>
+              <w:t xml:space="preserve">CNIC No: 35200-8104488-7 </w:t>
+            </w:r>
+          </w:p>
+          <w:p>
+            <w:pPr>
+              <w:pStyle w:val="TableContents"/>
+              <w:bidi w:val="0"/>
+              <w:rPr>
+                <w:rFonts w:ascii="Calibri" w:hAnsi="Calibri"/>
+                <w:sz w:val="19"/>
+                <w:szCs w:val="19"/>
+              </w:rPr>
+            </w:pPr>
+            <w:r>
+              <w:rPr>
+                <w:rFonts w:ascii="Calibri" w:hAnsi="Calibri"/>
+                <w:sz w:val="19"/>
+                <w:szCs w:val="19"/>
+              </w:rPr>
+              <w:t>Occupation: Retired Air Force Officer</w:t>
+            </w:r>
+          </w:p>
+          <w:p>
+            <w:pPr>
+              <w:pStyle w:val="TableContents"/>
+              <w:bidi w:val="0"/>
+              <w:rPr>
+                <w:rFonts w:ascii="Calibri" w:hAnsi="Calibri"/>
+                <w:sz w:val="19"/>
+                <w:szCs w:val="19"/>
+              </w:rPr>
+            </w:pPr>
+            <w:r>
+              <w:rPr>
+                <w:rFonts w:ascii="Calibri" w:hAnsi="Calibri"/>
+                <w:sz w:val="19"/>
+                <w:szCs w:val="19"/>
+              </w:rPr>
+              <w:t>Address: 222-B, PGSHS-I, Mohlanwal, Lahore</w:t>
+            </w:r>
+          </w:p>
+          <w:p>
+            <w:pPr>
+              <w:pStyle w:val="TableContents"/>
+              <w:bidi w:val="0"/>
+              <w:rPr>
+                <w:rFonts w:ascii="Calibri" w:hAnsi="Calibri"/>
+                <w:sz w:val="19"/>
+                <w:szCs w:val="19"/>
+              </w:rPr>
+            </w:pPr>
+            <w:r>
+              <w:rPr>
+                <w:rFonts w:ascii="Calibri" w:hAnsi="Calibri"/>
+                <w:sz w:val="19"/>
+                <w:szCs w:val="19"/>
+              </w:rPr>
+              <w:t>Cell No: +92 302 845 8666</w:t>
+            </w:r>
+          </w:p>
+        </w:tc>
+        <w:tc>
+          <w:tcPr>
+            <w:tcW w:w="4681" w:type="dxa"/>
+            <w:tcBorders/>
+          </w:tcPr>
+          <w:p>
+            <w:pPr>
+              <w:pStyle w:val="TableContents"/>
+              <w:bidi w:val="0"/>
+              <w:rPr>
+                <w:rFonts w:ascii="Calibri" w:hAnsi="Calibri"/>
+                <w:sz w:val="19"/>
+                <w:szCs w:val="19"/>
+              </w:rPr>
+            </w:pPr>
+            <w:r>
+              <w:rPr>
+                <w:rFonts w:ascii="Calibri" w:hAnsi="Calibri"/>
+                <w:sz w:val="19"/>
+                <w:szCs w:val="19"/>
+              </w:rPr>
+            </w:r>
+          </w:p>
+          <w:p>
+            <w:pPr>
+              <w:pStyle w:val="TableContents"/>
+              <w:bidi w:val="0"/>
+              <w:rPr>
+                <w:rFonts w:ascii="Calibri" w:hAnsi="Calibri"/>
+                <w:sz w:val="19"/>
+                <w:szCs w:val="19"/>
+              </w:rPr>
+            </w:pPr>
+            <w:r>
+              <w:rPr>
+                <w:rFonts w:ascii="Calibri" w:hAnsi="Calibri"/>
+                <w:sz w:val="19"/>
+                <w:szCs w:val="19"/>
+              </w:rPr>
+            </w:r>
+          </w:p>
+          <w:p>
+            <w:pPr>
+              <w:pStyle w:val="TableContents"/>
+              <w:bidi w:val="0"/>
+              <w:rPr>
+                <w:rFonts w:ascii="Calibri" w:hAnsi="Calibri"/>
+                <w:sz w:val="19"/>
+                <w:szCs w:val="19"/>
+              </w:rPr>
+            </w:pPr>
+            <w:r>
+              <w:rPr>
+                <w:rFonts w:ascii="Calibri" w:hAnsi="Calibri"/>
+                <w:sz w:val="19"/>
+                <w:szCs w:val="19"/>
+              </w:rPr>
+            </w:r>
+          </w:p>
+          <w:p>
+            <w:pPr>
+              <w:pStyle w:val="TableContents"/>
+              <w:bidi w:val="0"/>
+              <w:rPr>
+                <w:rFonts w:ascii="Calibri" w:hAnsi="Calibri"/>
+                <w:sz w:val="19"/>
+                <w:szCs w:val="19"/>
+              </w:rPr>
+            </w:pPr>
+            <w:r>
+              <w:rPr>
+                <w:rFonts w:ascii="Calibri" w:hAnsi="Calibri"/>
+                <w:sz w:val="19"/>
+                <w:szCs w:val="19"/>
+              </w:rPr>
+              <w:t>________________________________________________</w:t>
+            </w:r>
+          </w:p>
+          <w:p>
+            <w:pPr>
+              <w:pStyle w:val="TableContents"/>
+              <w:bidi w:val="0"/>
+              <w:rPr>
+                <w:rFonts w:ascii="Calibri" w:hAnsi="Calibri"/>
+                <w:sz w:val="19"/>
+                <w:szCs w:val="19"/>
+              </w:rPr>
+            </w:pPr>
+            <w:r>
+              <w:rPr>
+                <w:rFonts w:ascii="Calibri" w:hAnsi="Calibri"/>
+                <w:sz w:val="19"/>
+                <w:szCs w:val="19"/>
+              </w:rPr>
+              <w:t>(Signature)</w:t>
+            </w:r>
+          </w:p>
+          <w:p>
+            <w:pPr>
+              <w:pStyle w:val="TableContents"/>
+              <w:bidi w:val="0"/>
+              <w:rPr>
+                <w:rFonts w:ascii="Calibri" w:hAnsi="Calibri"/>
+                <w:sz w:val="19"/>
+                <w:szCs w:val="19"/>
+              </w:rPr>
+            </w:pPr>
+            <w:r>
+              <w:rPr>
+                <w:rFonts w:ascii="Calibri" w:hAnsi="Calibri"/>
+                <w:sz w:val="19"/>
+                <w:szCs w:val="19"/>
+              </w:rPr>
+            </w:r>
+          </w:p>
+          <w:p>
+            <w:pPr>
+              <w:pStyle w:val="TableContents"/>
+              <w:bidi w:val="0"/>
+              <w:rPr>
+                <w:rFonts w:ascii="Calibri" w:hAnsi="Calibri"/>
+                <w:sz w:val="19"/>
+                <w:szCs w:val="19"/>
+              </w:rPr>
+            </w:pPr>
+            <w:r>
+              <w:rPr>
+                <w:rFonts w:ascii="Calibri" w:hAnsi="Calibri"/>
+                <w:sz w:val="19"/>
+                <w:szCs w:val="19"/>
+              </w:rPr>
+              <w:t>Name: Muhammad Asadullah</w:t>
+            </w:r>
+          </w:p>
+          <w:p>
+            <w:pPr>
+              <w:pStyle w:val="TableContents"/>
+              <w:bidi w:val="0"/>
+              <w:rPr>
+                <w:rFonts w:ascii="Calibri" w:hAnsi="Calibri"/>
+                <w:sz w:val="19"/>
+                <w:szCs w:val="19"/>
+              </w:rPr>
+            </w:pPr>
+            <w:r>
+              <w:rPr>
+                <w:rFonts w:ascii="Calibri" w:hAnsi="Calibri"/>
+                <w:sz w:val="19"/>
+                <w:szCs w:val="19"/>
+              </w:rPr>
+              <w:t>CNIC No: 35202-2341936-5</w:t>
+            </w:r>
+          </w:p>
+          <w:p>
+            <w:pPr>
+              <w:pStyle w:val="TableContents"/>
+              <w:bidi w:val="0"/>
+              <w:rPr>
+                <w:rFonts w:ascii="Calibri" w:hAnsi="Calibri"/>
+                <w:sz w:val="19"/>
+                <w:szCs w:val="19"/>
+              </w:rPr>
+            </w:pPr>
+            <w:r>
+              <w:rPr>
+                <w:rFonts w:ascii="Calibri" w:hAnsi="Calibri"/>
+                <w:sz w:val="19"/>
+                <w:szCs w:val="19"/>
+              </w:rPr>
+              <w:t>Occupation: Senior Auditor, Pakistan Military Accounts</w:t>
+            </w:r>
+          </w:p>
+          <w:p>
+            <w:pPr>
+              <w:pStyle w:val="TableContents"/>
+              <w:bidi w:val="0"/>
+              <w:rPr>
+                <w:rFonts w:ascii="Calibri" w:hAnsi="Calibri"/>
+                <w:sz w:val="19"/>
+                <w:szCs w:val="19"/>
+              </w:rPr>
+            </w:pPr>
+            <w:r>
+              <w:rPr>
+                <w:rFonts w:ascii="Calibri" w:hAnsi="Calibri"/>
+                <w:sz w:val="19"/>
+                <w:szCs w:val="19"/>
+              </w:rPr>
+              <w:t>Address: 158, Ghulam Nabi Colony, Samanabad, Lahore</w:t>
+            </w:r>
+          </w:p>
+          <w:p>
+            <w:pPr>
+              <w:pStyle w:val="TableContents"/>
+              <w:bidi w:val="0"/>
+              <w:rPr>
+                <w:rFonts w:ascii="Calibri" w:hAnsi="Calibri"/>
+              </w:rPr>
+            </w:pPr>
+            <w:r>
+              <w:rPr>
+                <w:rFonts w:ascii="Calibri" w:hAnsi="Calibri"/>
+                <w:sz w:val="19"/>
+                <w:szCs w:val="19"/>
+              </w:rPr>
+              <w:t>Cell No: +92 333 437 4830</w:t>
+            </w:r>
+          </w:p>
+        </w:tc>
+      </w:tr>
+    </w:tbl>
+    <w:p>
+      <w:pPr>
+        <w:pStyle w:val="BodyText"/>
+        <w:rPr/>
+      </w:pPr>
+      <w:r>
+        <w:rPr/>
+      </w:r>
+    </w:p>
+    <w:p>
+      <w:pPr>
+        <w:pStyle w:val="BodyText"/>
+        <w:rPr/>
+      </w:pPr>
+      <w:r>
+        <w:rPr/>
+      </w:r>
+    </w:p>
+    <w:p>
+      <w:pPr>
+        <w:pStyle w:val="BodyText"/>
+        <w:rPr/>
+      </w:pPr>
+      <w:r>
+        <w:rPr/>
+      </w:r>
+    </w:p>
+    <w:tbl>
+      <w:tblPr>
+        <w:tblW w:w="5000" w:type="pct"/>
+        <w:jc w:val="start"/>
+        <w:tblInd w:w="0" w:type="dxa"/>
+        <w:tblLayout w:type="fixed"/>
+        <w:tblCellMar>
+          <w:top w:w="0" w:type="dxa"/>
+          <w:start w:w="0" w:type="dxa"/>
+          <w:bottom w:w="0" w:type="dxa"/>
+          <w:end w:w="0" w:type="dxa"/>
+        </w:tblCellMar>
+      </w:tblPr>
+      <w:tblGrid>
+        <w:gridCol w:w="4679"/>
+        <w:gridCol w:w="4681"/>
+      </w:tblGrid>
+      <w:tr>
+        <w:trPr/>
+        <w:tc>
+          <w:tcPr>
+            <w:tcW w:w="4679" w:type="dxa"/>
+            <w:tcBorders/>
+          </w:tcPr>
+          <w:p>
+            <w:pPr>
+              <w:pStyle w:val="TableContents"/>
+              <w:bidi w:val="0"/>
+              <w:rPr>
+                <w:rFonts w:ascii="Calibri" w:hAnsi="Calibri"/>
+                <w:b/>
+                <w:bCs/>
+                <w:sz w:val="19"/>
+                <w:szCs w:val="19"/>
+              </w:rPr>
+            </w:pPr>
+            <w:r>
+              <w:rPr>
+                <w:rFonts w:ascii="Calibri" w:hAnsi="Calibri"/>
+                <w:b/>
+                <w:bCs/>
+                <w:sz w:val="19"/>
+                <w:szCs w:val="19"/>
+              </w:rPr>
+              <w:t xml:space="preserve">WITNESS – </w:t>
+            </w:r>
+            <w:r>
+              <w:rPr>
+                <w:rFonts w:ascii="Calibri" w:hAnsi="Calibri"/>
+                <w:b/>
+                <w:bCs/>
+                <w:sz w:val="19"/>
+                <w:szCs w:val="19"/>
+              </w:rPr>
+              <w:t>1</w:t>
+            </w:r>
+          </w:p>
+        </w:tc>
+        <w:tc>
+          <w:tcPr>
+            <w:tcW w:w="4681" w:type="dxa"/>
+            <w:tcBorders/>
+          </w:tcPr>
+          <w:p>
+            <w:pPr>
+              <w:pStyle w:val="TableContents"/>
+              <w:bidi w:val="0"/>
+              <w:rPr>
+                <w:rFonts w:ascii="Calibri" w:hAnsi="Calibri"/>
+                <w:b/>
+                <w:bCs/>
+                <w:sz w:val="19"/>
+                <w:szCs w:val="19"/>
+              </w:rPr>
+            </w:pPr>
+            <w:r>
+              <w:rPr>
+                <w:rFonts w:ascii="Calibri" w:hAnsi="Calibri"/>
+                <w:b/>
+                <w:bCs/>
+                <w:sz w:val="19"/>
+                <w:szCs w:val="19"/>
+              </w:rPr>
+              <w:t xml:space="preserve">WITNESS - </w:t>
+            </w:r>
+            <w:r>
+              <w:rPr>
+                <w:rFonts w:ascii="Calibri" w:hAnsi="Calibri"/>
+                <w:b/>
+                <w:bCs/>
+                <w:sz w:val="19"/>
+                <w:szCs w:val="19"/>
+              </w:rPr>
+              <w:t>2</w:t>
+            </w:r>
+          </w:p>
+        </w:tc>
+      </w:tr>
+      <w:tr>
+        <w:trPr/>
+        <w:tc>
+          <w:tcPr>
+            <w:tcW w:w="4679" w:type="dxa"/>
+            <w:tcBorders/>
+          </w:tcPr>
+          <w:p>
+            <w:pPr>
+              <w:pStyle w:val="TableContents"/>
+              <w:bidi w:val="0"/>
+              <w:rPr>
+                <w:rFonts w:ascii="Calibri" w:hAnsi="Calibri"/>
+                <w:sz w:val="19"/>
+                <w:szCs w:val="19"/>
+              </w:rPr>
+            </w:pPr>
+            <w:r>
+              <w:rPr>
+                <w:rFonts w:ascii="Calibri" w:hAnsi="Calibri"/>
+                <w:sz w:val="19"/>
+                <w:szCs w:val="19"/>
+              </w:rPr>
+            </w:r>
+          </w:p>
+          <w:p>
+            <w:pPr>
+              <w:pStyle w:val="TableContents"/>
+              <w:bidi w:val="0"/>
+              <w:rPr>
+                <w:rFonts w:ascii="Calibri" w:hAnsi="Calibri"/>
+                <w:sz w:val="19"/>
+                <w:szCs w:val="19"/>
+              </w:rPr>
+            </w:pPr>
+            <w:r>
+              <w:rPr>
+                <w:rFonts w:ascii="Calibri" w:hAnsi="Calibri"/>
+                <w:sz w:val="19"/>
+                <w:szCs w:val="19"/>
+              </w:rPr>
+            </w:r>
+          </w:p>
+          <w:p>
+            <w:pPr>
+              <w:pStyle w:val="TableContents"/>
+              <w:bidi w:val="0"/>
+              <w:rPr>
+                <w:rFonts w:ascii="Calibri" w:hAnsi="Calibri"/>
+                <w:sz w:val="19"/>
+                <w:szCs w:val="19"/>
+              </w:rPr>
+            </w:pPr>
+            <w:r>
+              <w:rPr>
+                <w:rFonts w:ascii="Calibri" w:hAnsi="Calibri"/>
+                <w:sz w:val="19"/>
+                <w:szCs w:val="19"/>
+              </w:rPr>
+            </w:r>
+          </w:p>
+          <w:p>
+            <w:pPr>
+              <w:pStyle w:val="TableContents"/>
+              <w:bidi w:val="0"/>
+              <w:rPr>
+                <w:rFonts w:ascii="Calibri" w:hAnsi="Calibri"/>
+                <w:sz w:val="19"/>
+                <w:szCs w:val="19"/>
+              </w:rPr>
+            </w:pPr>
+            <w:r>
+              <w:rPr>
+                <w:rFonts w:ascii="Calibri" w:hAnsi="Calibri"/>
+                <w:sz w:val="19"/>
+                <w:szCs w:val="19"/>
+              </w:rPr>
+              <w:t>________________________________________________</w:t>
+            </w:r>
+          </w:p>
+          <w:p>
+            <w:pPr>
+              <w:pStyle w:val="TableContents"/>
+              <w:bidi w:val="0"/>
+              <w:rPr>
+                <w:rFonts w:ascii="Calibri" w:hAnsi="Calibri"/>
+                <w:sz w:val="19"/>
+                <w:szCs w:val="19"/>
+              </w:rPr>
+            </w:pPr>
+            <w:r>
+              <w:rPr>
+                <w:rFonts w:ascii="Calibri" w:hAnsi="Calibri"/>
+                <w:sz w:val="19"/>
+                <w:szCs w:val="19"/>
+              </w:rPr>
+              <w:t>(Signature)</w:t>
+            </w:r>
+          </w:p>
+          <w:p>
+            <w:pPr>
+              <w:pStyle w:val="TableContents"/>
+              <w:bidi w:val="0"/>
+              <w:rPr>
+                <w:rFonts w:ascii="Calibri" w:hAnsi="Calibri"/>
+                <w:sz w:val="19"/>
+                <w:szCs w:val="19"/>
+              </w:rPr>
+            </w:pPr>
+            <w:r>
+              <w:rPr>
+                <w:rFonts w:ascii="Calibri" w:hAnsi="Calibri"/>
+                <w:sz w:val="19"/>
+                <w:szCs w:val="19"/>
+              </w:rPr>
+            </w:r>
+          </w:p>
+          <w:p>
+            <w:pPr>
+              <w:pStyle w:val="TableContents"/>
+              <w:bidi w:val="0"/>
+              <w:rPr>
+                <w:rFonts w:ascii="Calibri" w:hAnsi="Calibri"/>
+                <w:sz w:val="19"/>
+                <w:szCs w:val="19"/>
+              </w:rPr>
+            </w:pPr>
+            <w:r>
+              <w:rPr>
+                <w:rFonts w:ascii="Calibri" w:hAnsi="Calibri"/>
+                <w:sz w:val="19"/>
+                <w:szCs w:val="19"/>
+              </w:rPr>
+              <w:t>Name: Muhammad Asif</w:t>
+            </w:r>
+          </w:p>
+          <w:p>
+            <w:pPr>
+              <w:pStyle w:val="TableContents"/>
+              <w:bidi w:val="0"/>
+              <w:rPr>
+                <w:rFonts w:ascii="Calibri" w:hAnsi="Calibri"/>
+                <w:sz w:val="19"/>
+                <w:szCs w:val="19"/>
+              </w:rPr>
+            </w:pPr>
+            <w:r>
+              <w:rPr>
+                <w:rFonts w:ascii="Calibri" w:hAnsi="Calibri"/>
+                <w:sz w:val="19"/>
+                <w:szCs w:val="19"/>
+              </w:rPr>
+              <w:t>CNIC No: 35202-2793406-1</w:t>
+            </w:r>
+          </w:p>
+          <w:p>
+            <w:pPr>
+              <w:pStyle w:val="TableContents"/>
+              <w:bidi w:val="0"/>
+              <w:rPr>
+                <w:rFonts w:ascii="Calibri" w:hAnsi="Calibri"/>
+                <w:sz w:val="19"/>
+                <w:szCs w:val="19"/>
+              </w:rPr>
+            </w:pPr>
+            <w:r>
+              <w:rPr>
+                <w:rFonts w:ascii="Calibri" w:hAnsi="Calibri"/>
+                <w:sz w:val="19"/>
+                <w:szCs w:val="19"/>
+              </w:rPr>
+              <w:t>Occupation: Retired Telecom Engineer</w:t>
+            </w:r>
+          </w:p>
+          <w:p>
+            <w:pPr>
+              <w:pStyle w:val="TableContents"/>
+              <w:bidi w:val="0"/>
+              <w:rPr>
+                <w:rFonts w:ascii="Calibri" w:hAnsi="Calibri"/>
+                <w:sz w:val="19"/>
+                <w:szCs w:val="19"/>
+              </w:rPr>
+            </w:pPr>
+            <w:r>
+              <w:rPr>
+                <w:rFonts w:ascii="Calibri" w:hAnsi="Calibri"/>
+                <w:sz w:val="19"/>
+                <w:szCs w:val="19"/>
+              </w:rPr>
+              <w:t>Address: 3, Justice Sharif Scheme, Samanabad, Lahore</w:t>
+            </w:r>
+          </w:p>
+          <w:p>
+            <w:pPr>
+              <w:pStyle w:val="TableContents"/>
+              <w:bidi w:val="0"/>
+              <w:rPr>
+                <w:rFonts w:ascii="Calibri" w:hAnsi="Calibri"/>
+                <w:sz w:val="19"/>
+                <w:szCs w:val="19"/>
+              </w:rPr>
+            </w:pPr>
+            <w:r>
+              <w:rPr>
+                <w:rFonts w:ascii="Calibri" w:hAnsi="Calibri"/>
+                <w:sz w:val="19"/>
+                <w:szCs w:val="19"/>
+              </w:rPr>
+              <w:t>Cell No: +92 302 845 8666</w:t>
+            </w:r>
+          </w:p>
+        </w:tc>
+        <w:tc>
+          <w:tcPr>
+            <w:tcW w:w="4681" w:type="dxa"/>
+            <w:tcBorders/>
+          </w:tcPr>
+          <w:p>
+            <w:pPr>
+              <w:pStyle w:val="TableContents"/>
+              <w:bidi w:val="0"/>
+              <w:rPr>
+                <w:rFonts w:ascii="Calibri" w:hAnsi="Calibri"/>
+                <w:sz w:val="19"/>
+                <w:szCs w:val="19"/>
+              </w:rPr>
+            </w:pPr>
+            <w:r>
+              <w:rPr>
+                <w:rFonts w:ascii="Calibri" w:hAnsi="Calibri"/>
+                <w:sz w:val="19"/>
+                <w:szCs w:val="19"/>
+              </w:rPr>
+            </w:r>
+          </w:p>
+          <w:p>
+            <w:pPr>
+              <w:pStyle w:val="TableContents"/>
+              <w:bidi w:val="0"/>
+              <w:rPr>
+                <w:rFonts w:ascii="Calibri" w:hAnsi="Calibri"/>
+                <w:sz w:val="19"/>
+                <w:szCs w:val="19"/>
+              </w:rPr>
+            </w:pPr>
+            <w:r>
+              <w:rPr>
+                <w:rFonts w:ascii="Calibri" w:hAnsi="Calibri"/>
+                <w:sz w:val="19"/>
+                <w:szCs w:val="19"/>
+              </w:rPr>
+            </w:r>
+          </w:p>
+          <w:p>
+            <w:pPr>
+              <w:pStyle w:val="TableContents"/>
+              <w:bidi w:val="0"/>
+              <w:rPr>
+                <w:rFonts w:ascii="Calibri" w:hAnsi="Calibri"/>
+                <w:sz w:val="19"/>
+                <w:szCs w:val="19"/>
+              </w:rPr>
+            </w:pPr>
+            <w:r>
+              <w:rPr>
+                <w:rFonts w:ascii="Calibri" w:hAnsi="Calibri"/>
+                <w:sz w:val="19"/>
+                <w:szCs w:val="19"/>
+              </w:rPr>
+            </w:r>
+          </w:p>
+          <w:p>
+            <w:pPr>
+              <w:pStyle w:val="TableContents"/>
+              <w:bidi w:val="0"/>
+              <w:rPr>
+                <w:rFonts w:ascii="Calibri" w:hAnsi="Calibri"/>
+                <w:sz w:val="19"/>
+                <w:szCs w:val="19"/>
+              </w:rPr>
+            </w:pPr>
+            <w:r>
+              <w:rPr>
+                <w:rFonts w:ascii="Calibri" w:hAnsi="Calibri"/>
+                <w:sz w:val="19"/>
+                <w:szCs w:val="19"/>
+              </w:rPr>
+              <w:t>________________________________________________</w:t>
+            </w:r>
+          </w:p>
+          <w:p>
+            <w:pPr>
+              <w:pStyle w:val="TableContents"/>
+              <w:bidi w:val="0"/>
+              <w:rPr>
+                <w:rFonts w:ascii="Calibri" w:hAnsi="Calibri"/>
+                <w:sz w:val="19"/>
+                <w:szCs w:val="19"/>
+              </w:rPr>
+            </w:pPr>
+            <w:r>
+              <w:rPr>
+                <w:rFonts w:ascii="Calibri" w:hAnsi="Calibri"/>
+                <w:sz w:val="19"/>
+                <w:szCs w:val="19"/>
+              </w:rPr>
+              <w:t>(Signature)</w:t>
+            </w:r>
+          </w:p>
+          <w:p>
+            <w:pPr>
+              <w:pStyle w:val="TableContents"/>
+              <w:bidi w:val="0"/>
+              <w:rPr>
+                <w:rFonts w:ascii="Calibri" w:hAnsi="Calibri"/>
+                <w:sz w:val="19"/>
+                <w:szCs w:val="19"/>
+              </w:rPr>
+            </w:pPr>
+            <w:r>
+              <w:rPr>
+                <w:rFonts w:ascii="Calibri" w:hAnsi="Calibri"/>
+                <w:sz w:val="19"/>
+                <w:szCs w:val="19"/>
+              </w:rPr>
+            </w:r>
+          </w:p>
+          <w:p>
+            <w:pPr>
+              <w:pStyle w:val="TableContents"/>
+              <w:bidi w:val="0"/>
+              <w:rPr>
+                <w:rFonts w:ascii="Calibri" w:hAnsi="Calibri"/>
+                <w:sz w:val="19"/>
+                <w:szCs w:val="19"/>
+              </w:rPr>
+            </w:pPr>
+            <w:r>
+              <w:rPr>
+                <w:rFonts w:ascii="Calibri" w:hAnsi="Calibri"/>
+                <w:sz w:val="19"/>
+                <w:szCs w:val="19"/>
+              </w:rPr>
+              <w:t>Name: Abdul Razzaq</w:t>
+            </w:r>
+          </w:p>
+          <w:p>
+            <w:pPr>
+              <w:pStyle w:val="TableContents"/>
+              <w:bidi w:val="0"/>
+              <w:rPr>
+                <w:rFonts w:ascii="Calibri" w:hAnsi="Calibri"/>
+                <w:sz w:val="19"/>
+                <w:szCs w:val="19"/>
+              </w:rPr>
+            </w:pPr>
+            <w:r>
+              <w:rPr>
+                <w:rFonts w:ascii="Calibri" w:hAnsi="Calibri"/>
+                <w:sz w:val="19"/>
+                <w:szCs w:val="19"/>
+              </w:rPr>
+              <w:t>CNIC No: 37101-8269119-1</w:t>
+            </w:r>
+          </w:p>
+          <w:p>
+            <w:pPr>
+              <w:pStyle w:val="TableContents"/>
+              <w:bidi w:val="0"/>
+              <w:rPr>
+                <w:rFonts w:ascii="Calibri" w:hAnsi="Calibri"/>
+                <w:sz w:val="19"/>
+                <w:szCs w:val="19"/>
+              </w:rPr>
+            </w:pPr>
+            <w:r>
+              <w:rPr>
+                <w:rFonts w:ascii="Calibri" w:hAnsi="Calibri"/>
+                <w:sz w:val="19"/>
+                <w:szCs w:val="19"/>
+              </w:rPr>
+              <w:t>Occupation: Retired PAF Officer</w:t>
+            </w:r>
+          </w:p>
+          <w:p>
+            <w:pPr>
+              <w:pStyle w:val="TableContents"/>
+              <w:bidi w:val="0"/>
+              <w:rPr>
+                <w:rFonts w:ascii="Calibri" w:hAnsi="Calibri"/>
+                <w:sz w:val="19"/>
+                <w:szCs w:val="19"/>
+              </w:rPr>
+            </w:pPr>
+            <w:r>
+              <w:rPr>
+                <w:rFonts w:ascii="Calibri" w:hAnsi="Calibri"/>
+                <w:sz w:val="19"/>
+                <w:szCs w:val="19"/>
+              </w:rPr>
+              <w:t>Address: 117, Street No. 24, Mohrrha Sharif, Bund Road, Lahore</w:t>
+            </w:r>
+          </w:p>
+          <w:p>
+            <w:pPr>
+              <w:pStyle w:val="TableContents"/>
+              <w:bidi w:val="0"/>
+              <w:rPr>
+                <w:rFonts w:ascii="Calibri" w:hAnsi="Calibri"/>
+              </w:rPr>
+            </w:pPr>
+            <w:r>
+              <w:rPr>
+                <w:rFonts w:ascii="Calibri" w:hAnsi="Calibri"/>
+                <w:sz w:val="19"/>
+                <w:szCs w:val="19"/>
+              </w:rPr>
+              <w:t>Cell No: +92 308 434 8292</w:t>
+            </w:r>
+          </w:p>
+        </w:tc>
+      </w:tr>
+    </w:tbl>
+    <w:p>
+      <w:pPr>
+        <w:pStyle w:val="Normal"/>
+        <w:bidi w:val="0"/>
+        <w:jc w:val="both"/>
+        <w:rPr>
+          <w:rFonts w:ascii="Calibri" w:hAnsi="Calibri"/>
+          <w:sz w:val="19"/>
+          <w:szCs w:val="19"/>
+        </w:rPr>
+      </w:pPr>
+      <w:r>
+        <w:rPr>
+          <w:rFonts w:ascii="Calibri" w:hAnsi="Calibri"/>
+          <w:sz w:val="19"/>
+          <w:szCs w:val="19"/>
+        </w:rPr>
+      </w:r>
+    </w:p>
+    <w:p>
+      <w:pPr>
+        <w:pStyle w:val="Normal"/>
+        <w:bidi w:val="0"/>
+        <w:jc w:val="both"/>
+        <w:rPr>
+          <w:rFonts w:ascii="Calibri" w:hAnsi="Calibri"/>
+          <w:sz w:val="19"/>
+          <w:szCs w:val="19"/>
+        </w:rPr>
+      </w:pPr>
+      <w:r>
+        <w:rPr>
+          <w:rFonts w:ascii="Calibri" w:hAnsi="Calibri"/>
+          <w:sz w:val="19"/>
+          <w:szCs w:val="19"/>
+        </w:rPr>
+      </w:r>
+    </w:p>
+    <w:p>
+      <w:pPr>
+        <w:pStyle w:val="Normal"/>
+        <w:bidi w:val="0"/>
+        <w:jc w:val="both"/>
+        <w:rPr>
+          <w:rFonts w:ascii="Calibri" w:hAnsi="Calibri"/>
+          <w:sz w:val="19"/>
+          <w:szCs w:val="19"/>
+        </w:rPr>
+      </w:pPr>
+      <w:r>
+        <w:rPr>
+          <w:rFonts w:ascii="Calibri" w:hAnsi="Calibri"/>
+          <w:sz w:val="19"/>
+          <w:szCs w:val="19"/>
+        </w:rPr>
         <w:drawing>
-          <wp:anchor distT="0" distB="0" distL="0" distR="0" simplePos="0" relativeHeight="2" behindDoc="0" locked="0" layoutInCell="1" allowOverlap="1">
+          <wp:anchor distT="0" distB="0" distL="0" distR="0" simplePos="0" relativeHeight="2" behindDoc="0" locked="0" layoutInCell="0" allowOverlap="1">
             <wp:simplePos x="0" y="0"/>
             <wp:positionH relativeFrom="column">
-              <wp:posOffset>115570</wp:posOffset>
+              <wp:posOffset>3716020</wp:posOffset>
             </wp:positionH>
             <wp:positionV relativeFrom="paragraph">
               <wp:posOffset>635</wp:posOffset>
             </wp:positionV>
             <wp:extent cx="1151890" cy="467995"/>
             <wp:effectExtent l="0" t="0" r="0" b="0"/>
-            <wp:wrapNone/>
-            <wp:docPr id="1" name="Image1"/>
+            <wp:wrapSquare wrapText="largest"/>
+            <wp:docPr id="1" name="Image2"/>
             <wp:cNvGraphicFramePr>
               <a:graphicFrameLocks xmlns:a="http://schemas.openxmlformats.org/drawingml/2006/main" noChangeAspect="1"/>
             </wp:cNvGraphicFramePr>
@@ -1605,7 +3495,7 @@
               <a:graphicData uri="http://schemas.openxmlformats.org/drawingml/2006/picture">
                 <pic:pic xmlns:pic="http://schemas.openxmlformats.org/drawingml/2006/picture">
                   <pic:nvPicPr>
-                    <pic:cNvPr id="1" name="Image1"/>
+                    <pic:cNvPr id="1" name="Image2"/>
                     <pic:cNvPicPr>
                       <a:picLocks noChangeAspect="1" noChangeArrowheads="1"/>
                     </pic:cNvPicPr>
@@ -1633,391 +3523,10 @@
         </w:drawing>
       </w:r>
     </w:p>
-    <w:p>
-      <w:pPr>
-        <w:pStyle w:val="Normal"/>
-        <w:bidi w:val="0"/>
-        <w:jc w:val="both"/>
-        <w:rPr>
-          <w:sz w:val="19"/>
-          <w:szCs w:val="19"/>
-        </w:rPr>
-      </w:pPr>
-      <w:r>
-        <w:rPr>
-          <w:rFonts w:ascii="Calibri" w:hAnsi="Calibri"/>
-          <w:sz w:val="19"/>
-          <w:szCs w:val="19"/>
-        </w:rPr>
-        <w:t>________________________</w:t>
-      </w:r>
-    </w:p>
-    <w:p>
-      <w:pPr>
-        <w:pStyle w:val="Normal"/>
-        <w:bidi w:val="0"/>
-        <w:jc w:val="both"/>
-        <w:rPr>
-          <w:rFonts w:ascii="Calibri" w:hAnsi="Calibri"/>
-          <w:sz w:val="19"/>
-          <w:szCs w:val="19"/>
-        </w:rPr>
-      </w:pPr>
-      <w:r>
-        <w:rPr>
-          <w:rFonts w:ascii="Calibri" w:hAnsi="Calibri"/>
-          <w:sz w:val="19"/>
-          <w:szCs w:val="19"/>
-        </w:rPr>
-      </w:r>
-    </w:p>
-    <w:p>
-      <w:pPr>
-        <w:pStyle w:val="Normal"/>
-        <w:bidi w:val="0"/>
-        <w:jc w:val="both"/>
-        <w:rPr>
-          <w:rFonts w:ascii="Calibri" w:hAnsi="Calibri"/>
-          <w:sz w:val="19"/>
-          <w:szCs w:val="19"/>
-        </w:rPr>
-      </w:pPr>
-      <w:r>
-        <w:rPr>
-          <w:rFonts w:ascii="Calibri" w:hAnsi="Calibri"/>
-          <w:sz w:val="19"/>
-          <w:szCs w:val="19"/>
-        </w:rPr>
-      </w:r>
-    </w:p>
-    <w:tbl>
-      <w:tblPr>
-        <w:tblW w:w="5000" w:type="pct"/>
-        <w:jc w:val="start"/>
-        <w:tblInd w:w="0" w:type="dxa"/>
-        <w:tblLayout w:type="fixed"/>
-        <w:tblCellMar>
-          <w:top w:w="0" w:type="dxa"/>
-          <w:start w:w="0" w:type="dxa"/>
-          <w:bottom w:w="0" w:type="dxa"/>
-          <w:end w:w="0" w:type="dxa"/>
-        </w:tblCellMar>
-      </w:tblPr>
-      <w:tblGrid>
-        <w:gridCol w:w="4679"/>
-        <w:gridCol w:w="4681"/>
-      </w:tblGrid>
-      <w:tr>
-        <w:trPr>
-          <w:tblHeader w:val="true"/>
-        </w:trPr>
-        <w:tc>
-          <w:tcPr>
-            <w:tcW w:w="4679" w:type="dxa"/>
-            <w:tcBorders/>
-          </w:tcPr>
-          <w:p>
-            <w:pPr>
-              <w:pStyle w:val="TableContents"/>
-              <w:numPr>
-                <w:ilvl w:val="0"/>
-                <w:numId w:val="1"/>
-              </w:numPr>
-              <w:bidi w:val="0"/>
-              <w:rPr>
-                <w:sz w:val="19"/>
-                <w:szCs w:val="19"/>
-              </w:rPr>
-            </w:pPr>
-            <w:r>
-              <w:rPr>
-                <w:rFonts w:ascii="Calibri" w:hAnsi="Calibri"/>
-                <w:sz w:val="19"/>
-                <w:szCs w:val="19"/>
-              </w:rPr>
-              <w:t>WITNESS</w:t>
-            </w:r>
-          </w:p>
-          <w:p>
-            <w:pPr>
-              <w:pStyle w:val="TableContents"/>
-              <w:bidi w:val="0"/>
-              <w:rPr>
-                <w:sz w:val="19"/>
-                <w:szCs w:val="19"/>
-              </w:rPr>
-            </w:pPr>
-            <w:r>
-              <w:rPr>
-                <w:rFonts w:ascii="Calibri" w:hAnsi="Calibri"/>
-                <w:sz w:val="19"/>
-                <w:szCs w:val="19"/>
-              </w:rPr>
-              <w:t>Name:    Muhammad Asif</w:t>
-            </w:r>
-          </w:p>
-          <w:p>
-            <w:pPr>
-              <w:pStyle w:val="TableContents"/>
-              <w:bidi w:val="0"/>
-              <w:rPr>
-                <w:rFonts w:ascii="Calibri" w:hAnsi="Calibri"/>
-                <w:sz w:val="19"/>
-                <w:szCs w:val="19"/>
-              </w:rPr>
-            </w:pPr>
-            <w:r>
-              <w:rPr>
-                <w:rFonts w:ascii="Calibri" w:hAnsi="Calibri"/>
-                <w:sz w:val="19"/>
-                <w:szCs w:val="19"/>
-              </w:rPr>
-            </w:r>
-          </w:p>
-          <w:p>
-            <w:pPr>
-              <w:pStyle w:val="TableContents"/>
-              <w:bidi w:val="0"/>
-              <w:rPr>
-                <w:sz w:val="19"/>
-                <w:szCs w:val="19"/>
-              </w:rPr>
-            </w:pPr>
-            <w:r>
-              <w:rPr>
-                <w:rFonts w:ascii="Calibri" w:hAnsi="Calibri"/>
-                <w:sz w:val="19"/>
-                <w:szCs w:val="19"/>
-              </w:rPr>
-              <w:t xml:space="preserve">Signature </w:t>
-            </w:r>
-          </w:p>
-          <w:p>
-            <w:pPr>
-              <w:pStyle w:val="TableContents"/>
-              <w:bidi w:val="0"/>
-              <w:rPr>
-                <w:rFonts w:ascii="Calibri" w:hAnsi="Calibri"/>
-                <w:sz w:val="19"/>
-                <w:szCs w:val="19"/>
-              </w:rPr>
-            </w:pPr>
-            <w:r>
-              <w:rPr>
-                <w:rFonts w:ascii="Calibri" w:hAnsi="Calibri"/>
-                <w:sz w:val="19"/>
-                <w:szCs w:val="19"/>
-              </w:rPr>
-            </w:r>
-          </w:p>
-          <w:p>
-            <w:pPr>
-              <w:pStyle w:val="TableContents"/>
-              <w:bidi w:val="0"/>
-              <w:rPr>
-                <w:sz w:val="19"/>
-                <w:szCs w:val="19"/>
-              </w:rPr>
-            </w:pPr>
-            <w:r>
-              <w:rPr>
-                <w:rFonts w:ascii="Calibri" w:hAnsi="Calibri"/>
-                <w:sz w:val="19"/>
-                <w:szCs w:val="19"/>
-              </w:rPr>
-              <w:t>Complete Address:    3, Justice Sharif Scheme, Samanabad, Lahore</w:t>
-            </w:r>
-          </w:p>
-        </w:tc>
-        <w:tc>
-          <w:tcPr>
-            <w:tcW w:w="4681" w:type="dxa"/>
-            <w:tcBorders/>
-          </w:tcPr>
-          <w:p>
-            <w:pPr>
-              <w:pStyle w:val="TableContents"/>
-              <w:numPr>
-                <w:ilvl w:val="0"/>
-                <w:numId w:val="2"/>
-              </w:numPr>
-              <w:bidi w:val="0"/>
-              <w:rPr>
-                <w:sz w:val="19"/>
-                <w:szCs w:val="19"/>
-              </w:rPr>
-            </w:pPr>
-            <w:r>
-              <w:rPr>
-                <w:rFonts w:ascii="Calibri" w:hAnsi="Calibri"/>
-                <w:sz w:val="19"/>
-                <w:szCs w:val="19"/>
-              </w:rPr>
-              <w:t>WITNESS</w:t>
-            </w:r>
-          </w:p>
-          <w:p>
-            <w:pPr>
-              <w:pStyle w:val="TableContents"/>
-              <w:bidi w:val="0"/>
-              <w:rPr>
-                <w:sz w:val="19"/>
-                <w:szCs w:val="19"/>
-              </w:rPr>
-            </w:pPr>
-            <w:r>
-              <w:rPr>
-                <w:rFonts w:ascii="Calibri" w:hAnsi="Calibri"/>
-                <w:sz w:val="19"/>
-                <w:szCs w:val="19"/>
-              </w:rPr>
-              <w:t xml:space="preserve">Name:    Abdul Razzaq </w:t>
-            </w:r>
-          </w:p>
-          <w:p>
-            <w:pPr>
-              <w:pStyle w:val="TableContents"/>
-              <w:bidi w:val="0"/>
-              <w:rPr>
-                <w:rFonts w:ascii="Calibri" w:hAnsi="Calibri"/>
-                <w:sz w:val="19"/>
-                <w:szCs w:val="19"/>
-              </w:rPr>
-            </w:pPr>
-            <w:r>
-              <w:rPr>
-                <w:rFonts w:ascii="Calibri" w:hAnsi="Calibri"/>
-                <w:sz w:val="19"/>
-                <w:szCs w:val="19"/>
-              </w:rPr>
-            </w:r>
-          </w:p>
-          <w:p>
-            <w:pPr>
-              <w:pStyle w:val="TableContents"/>
-              <w:bidi w:val="0"/>
-              <w:rPr>
-                <w:sz w:val="19"/>
-                <w:szCs w:val="19"/>
-              </w:rPr>
-            </w:pPr>
-            <w:r>
-              <w:rPr>
-                <w:rFonts w:ascii="Calibri" w:hAnsi="Calibri"/>
-                <w:sz w:val="19"/>
-                <w:szCs w:val="19"/>
-              </w:rPr>
-              <w:t>Signature:</w:t>
-            </w:r>
-          </w:p>
-          <w:p>
-            <w:pPr>
-              <w:pStyle w:val="TableContents"/>
-              <w:bidi w:val="0"/>
-              <w:rPr>
-                <w:rFonts w:ascii="Calibri" w:hAnsi="Calibri"/>
-                <w:sz w:val="19"/>
-                <w:szCs w:val="19"/>
-              </w:rPr>
-            </w:pPr>
-            <w:r>
-              <w:rPr>
-                <w:rFonts w:ascii="Calibri" w:hAnsi="Calibri"/>
-                <w:sz w:val="19"/>
-                <w:szCs w:val="19"/>
-              </w:rPr>
-            </w:r>
-          </w:p>
-          <w:p>
-            <w:pPr>
-              <w:pStyle w:val="TableContents"/>
-              <w:bidi w:val="0"/>
-              <w:rPr>
-                <w:sz w:val="19"/>
-                <w:szCs w:val="19"/>
-              </w:rPr>
-            </w:pPr>
-            <w:r>
-              <w:rPr>
-                <w:rFonts w:ascii="Calibri" w:hAnsi="Calibri"/>
-                <w:sz w:val="19"/>
-                <w:szCs w:val="19"/>
-              </w:rPr>
-              <w:t>Complete Address:    117, Street No. 24, Mohrrha Sharif, Bund Road, Lahore</w:t>
-            </w:r>
-          </w:p>
-        </w:tc>
-      </w:tr>
-    </w:tbl>
-    <w:p>
-      <w:pPr>
-        <w:pStyle w:val="Normal"/>
-        <w:bidi w:val="0"/>
-        <w:jc w:val="both"/>
-        <w:rPr>
-          <w:rFonts w:ascii="Calibri" w:hAnsi="Calibri"/>
-          <w:sz w:val="19"/>
-          <w:szCs w:val="19"/>
-        </w:rPr>
-      </w:pPr>
-      <w:r>
-        <w:rPr>
-          <w:rFonts w:ascii="Calibri" w:hAnsi="Calibri"/>
-          <w:sz w:val="19"/>
-          <w:szCs w:val="19"/>
-        </w:rPr>
-        <w:drawing>
-          <wp:anchor distT="0" distB="0" distL="0" distR="0" simplePos="0" relativeHeight="3" behindDoc="0" locked="0" layoutInCell="0" allowOverlap="1">
-            <wp:simplePos x="0" y="0"/>
-            <wp:positionH relativeFrom="column">
-              <wp:posOffset>3716020</wp:posOffset>
-            </wp:positionH>
-            <wp:positionV relativeFrom="paragraph">
-              <wp:posOffset>635</wp:posOffset>
-            </wp:positionV>
-            <wp:extent cx="1151890" cy="467995"/>
-            <wp:effectExtent l="0" t="0" r="0" b="0"/>
-            <wp:wrapSquare wrapText="largest"/>
-            <wp:docPr id="2" name="Image2"/>
-            <wp:cNvGraphicFramePr>
-              <a:graphicFrameLocks xmlns:a="http://schemas.openxmlformats.org/drawingml/2006/main" noChangeAspect="1"/>
-            </wp:cNvGraphicFramePr>
-            <a:graphic xmlns:a="http://schemas.openxmlformats.org/drawingml/2006/main">
-              <a:graphicData uri="http://schemas.openxmlformats.org/drawingml/2006/picture">
-                <pic:pic xmlns:pic="http://schemas.openxmlformats.org/drawingml/2006/picture">
-                  <pic:nvPicPr>
-                    <pic:cNvPr id="2" name="Image2"/>
-                    <pic:cNvPicPr>
-                      <a:picLocks noChangeAspect="1" noChangeArrowheads="1"/>
-                    </pic:cNvPicPr>
-                  </pic:nvPicPr>
-                  <pic:blipFill>
-                    <a:blip r:embed="rId3"/>
-                    <a:stretch>
-                      <a:fillRect/>
-                    </a:stretch>
-                  </pic:blipFill>
-                  <pic:spPr bwMode="auto">
-                    <a:xfrm>
-                      <a:off x="0" y="0"/>
-                      <a:ext cx="1151890" cy="467995"/>
-                    </a:xfrm>
-                    <a:prstGeom prst="rect">
-                      <a:avLst/>
-                    </a:prstGeom>
-                    <a:noFill/>
-                  </pic:spPr>
-                </pic:pic>
-              </a:graphicData>
-            </a:graphic>
-          </wp:anchor>
-        </w:drawing>
-      </w:r>
-    </w:p>
     <w:sectPr>
       <w:type w:val="nextPage"/>
       <w:pgSz w:w="12240" w:h="20160"/>
-      <w:pgMar w:left="1440" w:right="1440" w:gutter="0" w:header="0" w:top="9360" w:footer="0" w:bottom="720"/>
+      <w:pgMar w:left="1440" w:right="1440" w:gutter="0" w:header="0" w:top="1440" w:footer="0" w:bottom="720"/>
       <w:pgNumType w:fmt="decimal"/>
       <w:formProt w:val="false"/>
       <w:textDirection w:val="lrTb"/>
@@ -2032,8 +3541,8 @@
   <w:abstractNum w:abstractNumId="1">
     <w:lvl w:ilvl="0">
       <w:start w:val="1"/>
-      <w:numFmt w:val="decimal"/>
-      <w:lvlText w:val="%1."/>
+      <w:numFmt w:val="bullet"/>
+      <w:lvlText w:val=""/>
       <w:lvlJc w:val="start"/>
       <w:pPr>
         <w:tabs>
@@ -2041,12 +3550,14 @@
         </w:tabs>
         <w:ind w:start="720" w:hanging="360"/>
       </w:pPr>
-      <w:rPr/>
+      <w:rPr>
+        <w:rFonts w:ascii="Symbol" w:hAnsi="Symbol" w:cs="Symbol" w:hint="default"/>
+      </w:rPr>
     </w:lvl>
     <w:lvl w:ilvl="1">
       <w:start w:val="1"/>
-      <w:numFmt w:val="decimal"/>
-      <w:lvlText w:val="%2."/>
+      <w:numFmt w:val="bullet"/>
+      <w:lvlText w:val="◦"/>
       <w:lvlJc w:val="start"/>
       <w:pPr>
         <w:tabs>
@@ -2054,12 +3565,14 @@
         </w:tabs>
         <w:ind w:start="1080" w:hanging="360"/>
       </w:pPr>
-      <w:rPr/>
+      <w:rPr>
+        <w:rFonts w:ascii="OpenSymbol" w:hAnsi="OpenSymbol" w:cs="OpenSymbol" w:hint="default"/>
+      </w:rPr>
     </w:lvl>
     <w:lvl w:ilvl="2">
       <w:start w:val="1"/>
-      <w:numFmt w:val="decimal"/>
-      <w:lvlText w:val="%3."/>
+      <w:numFmt w:val="bullet"/>
+      <w:lvlText w:val="▪"/>
       <w:lvlJc w:val="start"/>
       <w:pPr>
         <w:tabs>
@@ -2067,12 +3580,14 @@
         </w:tabs>
         <w:ind w:start="1440" w:hanging="360"/>
       </w:pPr>
-      <w:rPr/>
+      <w:rPr>
+        <w:rFonts w:ascii="OpenSymbol" w:hAnsi="OpenSymbol" w:cs="OpenSymbol" w:hint="default"/>
+      </w:rPr>
     </w:lvl>
     <w:lvl w:ilvl="3">
       <w:start w:val="1"/>
-      <w:numFmt w:val="decimal"/>
-      <w:lvlText w:val="%4."/>
+      <w:numFmt w:val="bullet"/>
+      <w:lvlText w:val=""/>
       <w:lvlJc w:val="start"/>
       <w:pPr>
         <w:tabs>
@@ -2080,12 +3595,14 @@
         </w:tabs>
         <w:ind w:start="1800" w:hanging="360"/>
       </w:pPr>
-      <w:rPr/>
+      <w:rPr>
+        <w:rFonts w:ascii="Symbol" w:hAnsi="Symbol" w:cs="Symbol" w:hint="default"/>
+      </w:rPr>
     </w:lvl>
     <w:lvl w:ilvl="4">
       <w:start w:val="1"/>
-      <w:numFmt w:val="decimal"/>
-      <w:lvlText w:val="%5."/>
+      <w:numFmt w:val="bullet"/>
+      <w:lvlText w:val="◦"/>
       <w:lvlJc w:val="start"/>
       <w:pPr>
         <w:tabs>
@@ -2093,12 +3610,14 @@
         </w:tabs>
         <w:ind w:start="2160" w:hanging="360"/>
       </w:pPr>
-      <w:rPr/>
+      <w:rPr>
+        <w:rFonts w:ascii="OpenSymbol" w:hAnsi="OpenSymbol" w:cs="OpenSymbol" w:hint="default"/>
+      </w:rPr>
     </w:lvl>
     <w:lvl w:ilvl="5">
       <w:start w:val="1"/>
-      <w:numFmt w:val="decimal"/>
-      <w:lvlText w:val="%6."/>
+      <w:numFmt w:val="bullet"/>
+      <w:lvlText w:val="▪"/>
       <w:lvlJc w:val="start"/>
       <w:pPr>
         <w:tabs>
@@ -2106,12 +3625,14 @@
         </w:tabs>
         <w:ind w:start="2520" w:hanging="360"/>
       </w:pPr>
-      <w:rPr/>
+      <w:rPr>
+        <w:rFonts w:ascii="OpenSymbol" w:hAnsi="OpenSymbol" w:cs="OpenSymbol" w:hint="default"/>
+      </w:rPr>
     </w:lvl>
     <w:lvl w:ilvl="6">
       <w:start w:val="1"/>
-      <w:numFmt w:val="decimal"/>
-      <w:lvlText w:val="%7."/>
+      <w:numFmt w:val="bullet"/>
+      <w:lvlText w:val=""/>
       <w:lvlJc w:val="start"/>
       <w:pPr>
         <w:tabs>
@@ -2119,12 +3640,14 @@
         </w:tabs>
         <w:ind w:start="2880" w:hanging="360"/>
       </w:pPr>
-      <w:rPr/>
+      <w:rPr>
+        <w:rFonts w:ascii="Symbol" w:hAnsi="Symbol" w:cs="Symbol" w:hint="default"/>
+      </w:rPr>
     </w:lvl>
     <w:lvl w:ilvl="7">
       <w:start w:val="1"/>
-      <w:numFmt w:val="decimal"/>
-      <w:lvlText w:val="%8."/>
+      <w:numFmt w:val="bullet"/>
+      <w:lvlText w:val="◦"/>
       <w:lvlJc w:val="start"/>
       <w:pPr>
         <w:tabs>
@@ -2132,12 +3655,14 @@
         </w:tabs>
         <w:ind w:start="3240" w:hanging="360"/>
       </w:pPr>
-      <w:rPr/>
+      <w:rPr>
+        <w:rFonts w:ascii="OpenSymbol" w:hAnsi="OpenSymbol" w:cs="OpenSymbol" w:hint="default"/>
+      </w:rPr>
     </w:lvl>
     <w:lvl w:ilvl="8">
       <w:start w:val="1"/>
-      <w:numFmt w:val="decimal"/>
-      <w:lvlText w:val="%9."/>
+      <w:numFmt w:val="bullet"/>
+      <w:lvlText w:val="▪"/>
       <w:lvlJc w:val="start"/>
       <w:pPr>
         <w:tabs>
@@ -2145,129 +3670,12 @@
         </w:tabs>
         <w:ind w:start="3600" w:hanging="360"/>
       </w:pPr>
-      <w:rPr/>
+      <w:rPr>
+        <w:rFonts w:ascii="OpenSymbol" w:hAnsi="OpenSymbol" w:cs="OpenSymbol" w:hint="default"/>
+      </w:rPr>
     </w:lvl>
   </w:abstractNum>
   <w:abstractNum w:abstractNumId="2">
-    <w:lvl w:ilvl="0">
-      <w:start w:val="2"/>
-      <w:numFmt w:val="decimal"/>
-      <w:lvlText w:val="%1."/>
-      <w:lvlJc w:val="start"/>
-      <w:pPr>
-        <w:tabs>
-          <w:tab w:val="num" w:pos="720"/>
-        </w:tabs>
-        <w:ind w:start="720" w:hanging="360"/>
-      </w:pPr>
-      <w:rPr/>
-    </w:lvl>
-    <w:lvl w:ilvl="1">
-      <w:start w:val="1"/>
-      <w:numFmt w:val="decimal"/>
-      <w:lvlText w:val="%2."/>
-      <w:lvlJc w:val="start"/>
-      <w:pPr>
-        <w:tabs>
-          <w:tab w:val="num" w:pos="1080"/>
-        </w:tabs>
-        <w:ind w:start="1080" w:hanging="360"/>
-      </w:pPr>
-      <w:rPr/>
-    </w:lvl>
-    <w:lvl w:ilvl="2">
-      <w:start w:val="1"/>
-      <w:numFmt w:val="decimal"/>
-      <w:lvlText w:val="%3."/>
-      <w:lvlJc w:val="start"/>
-      <w:pPr>
-        <w:tabs>
-          <w:tab w:val="num" w:pos="1440"/>
-        </w:tabs>
-        <w:ind w:start="1440" w:hanging="360"/>
-      </w:pPr>
-      <w:rPr/>
-    </w:lvl>
-    <w:lvl w:ilvl="3">
-      <w:start w:val="1"/>
-      <w:numFmt w:val="decimal"/>
-      <w:lvlText w:val="%4."/>
-      <w:lvlJc w:val="start"/>
-      <w:pPr>
-        <w:tabs>
-          <w:tab w:val="num" w:pos="1800"/>
-        </w:tabs>
-        <w:ind w:start="1800" w:hanging="360"/>
-      </w:pPr>
-      <w:rPr/>
-    </w:lvl>
-    <w:lvl w:ilvl="4">
-      <w:start w:val="1"/>
-      <w:numFmt w:val="decimal"/>
-      <w:lvlText w:val="%5."/>
-      <w:lvlJc w:val="start"/>
-      <w:pPr>
-        <w:tabs>
-          <w:tab w:val="num" w:pos="2160"/>
-        </w:tabs>
-        <w:ind w:start="2160" w:hanging="360"/>
-      </w:pPr>
-      <w:rPr/>
-    </w:lvl>
-    <w:lvl w:ilvl="5">
-      <w:start w:val="1"/>
-      <w:numFmt w:val="decimal"/>
-      <w:lvlText w:val="%6."/>
-      <w:lvlJc w:val="start"/>
-      <w:pPr>
-        <w:tabs>
-          <w:tab w:val="num" w:pos="2520"/>
-        </w:tabs>
-        <w:ind w:start="2520" w:hanging="360"/>
-      </w:pPr>
-      <w:rPr/>
-    </w:lvl>
-    <w:lvl w:ilvl="6">
-      <w:start w:val="1"/>
-      <w:numFmt w:val="decimal"/>
-      <w:lvlText w:val="%7."/>
-      <w:lvlJc w:val="start"/>
-      <w:pPr>
-        <w:tabs>
-          <w:tab w:val="num" w:pos="2880"/>
-        </w:tabs>
-        <w:ind w:start="2880" w:hanging="360"/>
-      </w:pPr>
-      <w:rPr/>
-    </w:lvl>
-    <w:lvl w:ilvl="7">
-      <w:start w:val="1"/>
-      <w:numFmt w:val="decimal"/>
-      <w:lvlText w:val="%8."/>
-      <w:lvlJc w:val="start"/>
-      <w:pPr>
-        <w:tabs>
-          <w:tab w:val="num" w:pos="3240"/>
-        </w:tabs>
-        <w:ind w:start="3240" w:hanging="360"/>
-      </w:pPr>
-      <w:rPr/>
-    </w:lvl>
-    <w:lvl w:ilvl="8">
-      <w:start w:val="1"/>
-      <w:numFmt w:val="decimal"/>
-      <w:lvlText w:val="%9."/>
-      <w:lvlJc w:val="start"/>
-      <w:pPr>
-        <w:tabs>
-          <w:tab w:val="num" w:pos="3600"/>
-        </w:tabs>
-        <w:ind w:start="3600" w:hanging="360"/>
-      </w:pPr>
-      <w:rPr/>
-    </w:lvl>
-  </w:abstractNum>
-  <w:abstractNum w:abstractNumId="3">
     <w:lvl w:ilvl="0">
       <w:start w:val="1"/>
       <w:numFmt w:val="none"/>
@@ -2391,9 +3799,6 @@
   </w:num>
   <w:num w:numId="2">
     <w:abstractNumId w:val="2"/>
-  </w:num>
-  <w:num w:numId="3">
-    <w:abstractNumId w:val="3"/>
   </w:num>
 </w:numbering>
 </file>
@@ -2460,6 +3865,13 @@
     <w:rPr>
       <w:color w:val="800000"/>
       <w:u w:val="single"/>
+    </w:rPr>
+  </w:style>
+  <w:style w:type="character" w:styleId="Bullets">
+    <w:name w:val="Bullets"/>
+    <w:qFormat/>
+    <w:rPr>
+      <w:rFonts w:ascii="OpenSymbol" w:hAnsi="OpenSymbol" w:eastAsia="OpenSymbol" w:cs="OpenSymbol"/>
     </w:rPr>
   </w:style>
   <w:style w:type="paragraph" w:styleId="Heading">

--- a/lci-akzo-lotte-61463/LCI-AKZO-LOTTE-61463-IB-26-02.docx
+++ b/lci-akzo-lotte-61463/LCI-AKZO-LOTTE-61463-IB-26-02.docx
@@ -784,19 +784,20 @@
       <w:r>
         <w:rPr>
           <w:rFonts w:ascii="Calibri" w:hAnsi="Calibri"/>
-          <w:sz w:val="19"/>
-          <w:szCs w:val="19"/>
-          <w:u w:val="single"/>
-        </w:rPr>
-        <w:t>XXXX</w:t>
-      </w:r>
-      <w:r>
-        <w:rPr>
-          <w:rFonts w:ascii="Calibri" w:hAnsi="Calibri"/>
-          <w:sz w:val="19"/>
-          <w:szCs w:val="19"/>
-        </w:rPr>
-        <w:t xml:space="preserve">____ old pre-demerger shares held by the Deceased Shareholder are untraceable and have presumably been lost. </w:t>
+          <w:b/>
+          <w:bCs/>
+          <w:sz w:val="19"/>
+          <w:szCs w:val="19"/>
+        </w:rPr>
+        <w:t>1,182</w:t>
+      </w:r>
+      <w:r>
+        <w:rPr>
+          <w:rFonts w:ascii="Calibri" w:hAnsi="Calibri"/>
+          <w:sz w:val="19"/>
+          <w:szCs w:val="19"/>
+        </w:rPr>
+        <w:t xml:space="preserve"> old pre-demerger shares held by the Deceased Shareholder are untraceable and have presumably been lost. </w:t>
       </w:r>
     </w:p>
     <w:p>
@@ -1715,15 +1716,7 @@
           <w:sz w:val="19"/>
           <w:szCs w:val="19"/>
         </w:rPr>
-        <w:t xml:space="preserve">I confirm that by virtue of Succession Certificate dated </w:t>
-      </w:r>
-      <w:r>
-        <w:rPr>
-          <w:rFonts w:ascii="Calibri" w:hAnsi="Calibri"/>
-          <w:sz w:val="19"/>
-          <w:szCs w:val="19"/>
-        </w:rPr>
-        <w:t>09-10-2024 issued by NADRA, I have been granted the right to the below mentioned shares belonging to the Deceased Shareholder.</w:t>
+        <w:t>I confirm that by virtue of Succession Certificate dated 09-10-2024 issued by NADRA, I have been granted the right to the below mentioned shares belonging to the Deceased Shareholder.</w:t>
       </w:r>
     </w:p>
     <w:p>
@@ -2942,9 +2935,19 @@
                 <w:sz w:val="19"/>
                 <w:szCs w:val="19"/>
               </w:rPr>
-              <w:t xml:space="preserve">WITNESS – </w:t>
-            </w:r>
-            <w:r>
+              <w:t>WITNESS – 1</w:t>
+            </w:r>
+          </w:p>
+        </w:tc>
+        <w:tc>
+          <w:tcPr>
+            <w:tcW w:w="4681" w:type="dxa"/>
+            <w:tcBorders/>
+          </w:tcPr>
+          <w:p>
+            <w:pPr>
+              <w:pStyle w:val="TableContents"/>
+              <w:bidi w:val="0"/>
               <w:rPr>
                 <w:rFonts w:ascii="Calibri" w:hAnsi="Calibri"/>
                 <w:b/>
@@ -2952,19 +2955,8 @@
                 <w:sz w:val="19"/>
                 <w:szCs w:val="19"/>
               </w:rPr>
-              <w:t>1</w:t>
-            </w:r>
-          </w:p>
-        </w:tc>
-        <w:tc>
-          <w:tcPr>
-            <w:tcW w:w="4681" w:type="dxa"/>
-            <w:tcBorders/>
-          </w:tcPr>
-          <w:p>
-            <w:pPr>
-              <w:pStyle w:val="TableContents"/>
-              <w:bidi w:val="0"/>
+            </w:pPr>
+            <w:r>
               <w:rPr>
                 <w:rFonts w:ascii="Calibri" w:hAnsi="Calibri"/>
                 <w:b/>
@@ -2972,26 +2964,7 @@
                 <w:sz w:val="19"/>
                 <w:szCs w:val="19"/>
               </w:rPr>
-            </w:pPr>
-            <w:r>
-              <w:rPr>
-                <w:rFonts w:ascii="Calibri" w:hAnsi="Calibri"/>
-                <w:b/>
-                <w:bCs/>
-                <w:sz w:val="19"/>
-                <w:szCs w:val="19"/>
-              </w:rPr>
-              <w:t xml:space="preserve">WITNESS - </w:t>
-            </w:r>
-            <w:r>
-              <w:rPr>
-                <w:rFonts w:ascii="Calibri" w:hAnsi="Calibri"/>
-                <w:b/>
-                <w:bCs/>
-                <w:sz w:val="19"/>
-                <w:szCs w:val="19"/>
-              </w:rPr>
-              <w:t>2</w:t>
+              <w:t>WITNESS - 2</w:t>
             </w:r>
           </w:p>
         </w:tc>
@@ -3475,52 +3448,6 @@
           <w:sz w:val="19"/>
           <w:szCs w:val="19"/>
         </w:rPr>
-        <w:drawing>
-          <wp:anchor distT="0" distB="0" distL="0" distR="0" simplePos="0" relativeHeight="2" behindDoc="0" locked="0" layoutInCell="0" allowOverlap="1">
-            <wp:simplePos x="0" y="0"/>
-            <wp:positionH relativeFrom="column">
-              <wp:posOffset>3716020</wp:posOffset>
-            </wp:positionH>
-            <wp:positionV relativeFrom="paragraph">
-              <wp:posOffset>635</wp:posOffset>
-            </wp:positionV>
-            <wp:extent cx="1151890" cy="467995"/>
-            <wp:effectExtent l="0" t="0" r="0" b="0"/>
-            <wp:wrapSquare wrapText="largest"/>
-            <wp:docPr id="1" name="Image2"/>
-            <wp:cNvGraphicFramePr>
-              <a:graphicFrameLocks xmlns:a="http://schemas.openxmlformats.org/drawingml/2006/main" noChangeAspect="1"/>
-            </wp:cNvGraphicFramePr>
-            <a:graphic xmlns:a="http://schemas.openxmlformats.org/drawingml/2006/main">
-              <a:graphicData uri="http://schemas.openxmlformats.org/drawingml/2006/picture">
-                <pic:pic xmlns:pic="http://schemas.openxmlformats.org/drawingml/2006/picture">
-                  <pic:nvPicPr>
-                    <pic:cNvPr id="1" name="Image2"/>
-                    <pic:cNvPicPr>
-                      <a:picLocks noChangeAspect="1" noChangeArrowheads="1"/>
-                    </pic:cNvPicPr>
-                  </pic:nvPicPr>
-                  <pic:blipFill>
-                    <a:blip r:embed="rId2"/>
-                    <a:stretch>
-                      <a:fillRect/>
-                    </a:stretch>
-                  </pic:blipFill>
-                  <pic:spPr bwMode="auto">
-                    <a:xfrm>
-                      <a:off x="0" y="0"/>
-                      <a:ext cx="1151890" cy="467995"/>
-                    </a:xfrm>
-                    <a:prstGeom prst="rect">
-                      <a:avLst/>
-                    </a:prstGeom>
-                    <a:noFill/>
-                  </pic:spPr>
-                </pic:pic>
-              </a:graphicData>
-            </a:graphic>
-          </wp:anchor>
-        </w:drawing>
       </w:r>
     </w:p>
     <w:sectPr>
@@ -3827,7 +3754,7 @@
     <w:pPr>
       <w:widowControl/>
       <w:suppressAutoHyphens w:val="true"/>
-      <w:overflowPunct w:val="false"/>
+      <w:overflowPunct w:val="true"/>
       <w:bidi w:val="0"/>
       <w:spacing w:before="0" w:after="0"/>
       <w:jc w:val="start"/>
@@ -3853,8 +3780,8 @@
       <w:u w:val="single"/>
     </w:rPr>
   </w:style>
-  <w:style w:type="character" w:styleId="Bulletsuser">
-    <w:name w:val="Bullets (user)"/>
+  <w:style w:type="character" w:styleId="Bullets">
+    <w:name w:val="Bullets"/>
     <w:qFormat/>
     <w:rPr>
       <w:rFonts w:ascii="OpenSymbol" w:hAnsi="OpenSymbol" w:eastAsia="OpenSymbol" w:cs="OpenSymbol"/>
@@ -3867,8 +3794,8 @@
       <w:u w:val="single"/>
     </w:rPr>
   </w:style>
-  <w:style w:type="character" w:styleId="Bullets">
-    <w:name w:val="Bullets"/>
+  <w:style w:type="character" w:styleId="Bulletsuser">
+    <w:name w:val="Bullets (user)"/>
     <w:qFormat/>
     <w:rPr>
       <w:rFonts w:ascii="OpenSymbol" w:hAnsi="OpenSymbol" w:eastAsia="OpenSymbol" w:cs="OpenSymbol"/>

--- a/lci-akzo-lotte-61463/LCI-AKZO-LOTTE-61463-IB-26-02.docx
+++ b/lci-akzo-lotte-61463/LCI-AKZO-LOTTE-61463-IB-26-02.docx
@@ -2294,6 +2294,182 @@
               <w:t>ADDRESS: 21, Ghulam Nabi Colony, Samanabad, Lahore</w:t>
             </w:r>
           </w:p>
+          <w:p>
+            <w:pPr>
+              <w:pStyle w:val="TableContents"/>
+              <w:bidi w:val="0"/>
+              <w:rPr>
+                <w:rFonts w:ascii="Calibri" w:hAnsi="Calibri"/>
+                <w:sz w:val="19"/>
+                <w:szCs w:val="19"/>
+              </w:rPr>
+            </w:pPr>
+            <w:r>
+              <w:rPr>
+                <w:rFonts w:ascii="Calibri" w:hAnsi="Calibri"/>
+                <w:sz w:val="19"/>
+                <w:szCs w:val="19"/>
+              </w:rPr>
+            </w:r>
+          </w:p>
+          <w:p>
+            <w:pPr>
+              <w:pStyle w:val="TableContents"/>
+              <w:bidi w:val="0"/>
+              <w:rPr>
+                <w:rFonts w:ascii="Calibri" w:hAnsi="Calibri"/>
+                <w:i/>
+                <w:iCs/>
+                <w:sz w:val="19"/>
+                <w:szCs w:val="19"/>
+              </w:rPr>
+            </w:pPr>
+            <w:r>
+              <w:rPr>
+                <w:rFonts w:ascii="Calibri" w:hAnsi="Calibri"/>
+                <w:i/>
+                <w:iCs/>
+                <w:sz w:val="19"/>
+                <w:szCs w:val="19"/>
+              </w:rPr>
+              <w:t>List of Documents Annexed:</w:t>
+            </w:r>
+          </w:p>
+          <w:p>
+            <w:pPr>
+              <w:pStyle w:val="TableContents"/>
+              <w:numPr>
+                <w:ilvl w:val="0"/>
+                <w:numId w:val="2"/>
+              </w:numPr>
+              <w:bidi w:val="0"/>
+              <w:rPr>
+                <w:rFonts w:ascii="Calibri" w:hAnsi="Calibri"/>
+                <w:i/>
+                <w:iCs/>
+                <w:sz w:val="19"/>
+                <w:szCs w:val="19"/>
+              </w:rPr>
+            </w:pPr>
+            <w:r>
+              <w:rPr>
+                <w:rFonts w:ascii="Calibri" w:hAnsi="Calibri"/>
+                <w:i/>
+                <w:iCs/>
+                <w:sz w:val="19"/>
+                <w:szCs w:val="19"/>
+              </w:rPr>
+              <w:t>CNIC Copy of Deceased Shareholder</w:t>
+            </w:r>
+          </w:p>
+          <w:p>
+            <w:pPr>
+              <w:pStyle w:val="TableContents"/>
+              <w:numPr>
+                <w:ilvl w:val="0"/>
+                <w:numId w:val="2"/>
+              </w:numPr>
+              <w:bidi w:val="0"/>
+              <w:rPr>
+                <w:rFonts w:ascii="Calibri" w:hAnsi="Calibri"/>
+                <w:i/>
+                <w:iCs/>
+                <w:sz w:val="19"/>
+                <w:szCs w:val="19"/>
+              </w:rPr>
+            </w:pPr>
+            <w:r>
+              <w:rPr>
+                <w:rFonts w:ascii="Calibri" w:hAnsi="Calibri"/>
+                <w:i/>
+                <w:iCs/>
+                <w:sz w:val="19"/>
+                <w:szCs w:val="19"/>
+              </w:rPr>
+              <w:t>Death Certificate of Deceased Shareholder</w:t>
+            </w:r>
+          </w:p>
+          <w:p>
+            <w:pPr>
+              <w:pStyle w:val="TableContents"/>
+              <w:numPr>
+                <w:ilvl w:val="0"/>
+                <w:numId w:val="2"/>
+              </w:numPr>
+              <w:bidi w:val="0"/>
+              <w:rPr>
+                <w:rFonts w:ascii="Calibri" w:hAnsi="Calibri"/>
+                <w:i/>
+                <w:iCs/>
+                <w:sz w:val="19"/>
+                <w:szCs w:val="19"/>
+              </w:rPr>
+            </w:pPr>
+            <w:r>
+              <w:rPr>
+                <w:rFonts w:ascii="Calibri" w:hAnsi="Calibri"/>
+                <w:i/>
+                <w:iCs/>
+                <w:sz w:val="19"/>
+                <w:szCs w:val="19"/>
+              </w:rPr>
+              <w:t>Copy of Share Certificates (if available)</w:t>
+            </w:r>
+          </w:p>
+          <w:p>
+            <w:pPr>
+              <w:pStyle w:val="TableContents"/>
+              <w:numPr>
+                <w:ilvl w:val="0"/>
+                <w:numId w:val="2"/>
+              </w:numPr>
+              <w:bidi w:val="0"/>
+              <w:rPr>
+                <w:rFonts w:ascii="Calibri" w:hAnsi="Calibri"/>
+                <w:i/>
+                <w:iCs/>
+                <w:sz w:val="19"/>
+                <w:szCs w:val="19"/>
+              </w:rPr>
+            </w:pPr>
+            <w:r>
+              <w:rPr>
+                <w:rFonts w:ascii="Calibri" w:hAnsi="Calibri"/>
+                <w:i/>
+                <w:iCs/>
+                <w:sz w:val="19"/>
+                <w:szCs w:val="19"/>
+              </w:rPr>
+              <w:t>CNIC Copies of Legal Heirs &amp; Sureties</w:t>
+            </w:r>
+          </w:p>
+          <w:p>
+            <w:pPr>
+              <w:pStyle w:val="TableContents"/>
+              <w:numPr>
+                <w:ilvl w:val="0"/>
+                <w:numId w:val="2"/>
+              </w:numPr>
+              <w:bidi w:val="0"/>
+              <w:rPr>
+                <w:rFonts w:ascii="Calibri" w:hAnsi="Calibri"/>
+                <w:i/>
+                <w:iCs/>
+                <w:sz w:val="19"/>
+                <w:szCs w:val="19"/>
+              </w:rPr>
+            </w:pPr>
+            <w:r>
+              <w:rPr>
+                <w:rFonts w:ascii="Calibri" w:hAnsi="Calibri"/>
+                <w:i/>
+                <w:iCs/>
+                <w:sz w:val="19"/>
+                <w:szCs w:val="19"/>
+              </w:rPr>
+              <w:t>Succession Certificate attached</w:t>
+            </w:r>
+          </w:p>
         </w:tc>
       </w:tr>
     </w:tbl>
@@ -3393,44 +3569,6 @@
         </w:tc>
       </w:tr>
     </w:tbl>
-    <w:p>
-      <w:pPr>
-        <w:pStyle w:val="Normal"/>
-        <w:bidi w:val="0"/>
-        <w:jc w:val="both"/>
-        <w:rPr>
-          <w:rFonts w:ascii="Calibri" w:hAnsi="Calibri"/>
-          <w:sz w:val="19"/>
-          <w:szCs w:val="19"/>
-        </w:rPr>
-      </w:pPr>
-      <w:r>
-        <w:rPr>
-          <w:rFonts w:ascii="Calibri" w:hAnsi="Calibri"/>
-          <w:sz w:val="19"/>
-          <w:szCs w:val="19"/>
-        </w:rPr>
-      </w:r>
-    </w:p>
-    <w:p>
-      <w:pPr>
-        <w:pStyle w:val="Normal"/>
-        <w:bidi w:val="0"/>
-        <w:jc w:val="both"/>
-        <w:rPr>
-          <w:rFonts w:ascii="Calibri" w:hAnsi="Calibri"/>
-          <w:sz w:val="19"/>
-          <w:szCs w:val="19"/>
-        </w:rPr>
-      </w:pPr>
-      <w:r>
-        <w:rPr>
-          <w:rFonts w:ascii="Calibri" w:hAnsi="Calibri"/>
-          <w:sz w:val="19"/>
-          <w:szCs w:val="19"/>
-        </w:rPr>
-      </w:r>
-    </w:p>
     <w:p>
       <w:pPr>
         <w:pStyle w:val="Normal"/>
@@ -3605,6 +3743,125 @@
   <w:abstractNum w:abstractNumId="2">
     <w:lvl w:ilvl="0">
       <w:start w:val="1"/>
+      <w:numFmt w:val="decimal"/>
+      <w:lvlText w:val="%1."/>
+      <w:lvlJc w:val="start"/>
+      <w:pPr>
+        <w:tabs>
+          <w:tab w:val="num" w:pos="720"/>
+        </w:tabs>
+        <w:ind w:start="720" w:hanging="360"/>
+      </w:pPr>
+      <w:rPr/>
+    </w:lvl>
+    <w:lvl w:ilvl="1">
+      <w:start w:val="1"/>
+      <w:numFmt w:val="decimal"/>
+      <w:lvlText w:val="%2."/>
+      <w:lvlJc w:val="start"/>
+      <w:pPr>
+        <w:tabs>
+          <w:tab w:val="num" w:pos="1080"/>
+        </w:tabs>
+        <w:ind w:start="1080" w:hanging="360"/>
+      </w:pPr>
+      <w:rPr/>
+    </w:lvl>
+    <w:lvl w:ilvl="2">
+      <w:start w:val="1"/>
+      <w:numFmt w:val="decimal"/>
+      <w:lvlText w:val="%3."/>
+      <w:lvlJc w:val="start"/>
+      <w:pPr>
+        <w:tabs>
+          <w:tab w:val="num" w:pos="1440"/>
+        </w:tabs>
+        <w:ind w:start="1440" w:hanging="360"/>
+      </w:pPr>
+      <w:rPr/>
+    </w:lvl>
+    <w:lvl w:ilvl="3">
+      <w:start w:val="1"/>
+      <w:numFmt w:val="decimal"/>
+      <w:lvlText w:val="%4."/>
+      <w:lvlJc w:val="start"/>
+      <w:pPr>
+        <w:tabs>
+          <w:tab w:val="num" w:pos="1800"/>
+        </w:tabs>
+        <w:ind w:start="1800" w:hanging="360"/>
+      </w:pPr>
+      <w:rPr/>
+    </w:lvl>
+    <w:lvl w:ilvl="4">
+      <w:start w:val="1"/>
+      <w:numFmt w:val="decimal"/>
+      <w:lvlText w:val="%5."/>
+      <w:lvlJc w:val="start"/>
+      <w:pPr>
+        <w:tabs>
+          <w:tab w:val="num" w:pos="2160"/>
+        </w:tabs>
+        <w:ind w:start="2160" w:hanging="360"/>
+      </w:pPr>
+      <w:rPr/>
+    </w:lvl>
+    <w:lvl w:ilvl="5">
+      <w:start w:val="1"/>
+      <w:numFmt w:val="decimal"/>
+      <w:lvlText w:val="%6."/>
+      <w:lvlJc w:val="start"/>
+      <w:pPr>
+        <w:tabs>
+          <w:tab w:val="num" w:pos="2520"/>
+        </w:tabs>
+        <w:ind w:start="2520" w:hanging="360"/>
+      </w:pPr>
+      <w:rPr/>
+    </w:lvl>
+    <w:lvl w:ilvl="6">
+      <w:start w:val="1"/>
+      <w:numFmt w:val="decimal"/>
+      <w:lvlText w:val="%7."/>
+      <w:lvlJc w:val="start"/>
+      <w:pPr>
+        <w:tabs>
+          <w:tab w:val="num" w:pos="2880"/>
+        </w:tabs>
+        <w:ind w:start="2880" w:hanging="360"/>
+      </w:pPr>
+      <w:rPr/>
+    </w:lvl>
+    <w:lvl w:ilvl="7">
+      <w:start w:val="1"/>
+      <w:numFmt w:val="decimal"/>
+      <w:lvlText w:val="%8."/>
+      <w:lvlJc w:val="start"/>
+      <w:pPr>
+        <w:tabs>
+          <w:tab w:val="num" w:pos="3240"/>
+        </w:tabs>
+        <w:ind w:start="3240" w:hanging="360"/>
+      </w:pPr>
+      <w:rPr/>
+    </w:lvl>
+    <w:lvl w:ilvl="8">
+      <w:start w:val="1"/>
+      <w:numFmt w:val="decimal"/>
+      <w:lvlText w:val="%9."/>
+      <w:lvlJc w:val="start"/>
+      <w:pPr>
+        <w:tabs>
+          <w:tab w:val="num" w:pos="3600"/>
+        </w:tabs>
+        <w:ind w:start="3600" w:hanging="360"/>
+      </w:pPr>
+      <w:rPr/>
+    </w:lvl>
+  </w:abstractNum>
+  <w:abstractNum w:abstractNumId="3">
+    <w:lvl w:ilvl="0">
+      <w:start w:val="1"/>
       <w:numFmt w:val="none"/>
       <w:suff w:val="nothing"/>
       <w:lvlText w:val=""/>
@@ -3726,6 +3983,9 @@
   </w:num>
   <w:num w:numId="2">
     <w:abstractNumId w:val="2"/>
+  </w:num>
+  <w:num w:numId="3">
+    <w:abstractNumId w:val="3"/>
   </w:num>
 </w:numbering>
 </file>
@@ -3754,7 +4014,7 @@
     <w:pPr>
       <w:widowControl/>
       <w:suppressAutoHyphens w:val="true"/>
-      <w:overflowPunct w:val="true"/>
+      <w:overflowPunct w:val="false"/>
       <w:bidi w:val="0"/>
       <w:spacing w:before="0" w:after="0"/>
       <w:jc w:val="start"/>
@@ -3780,8 +4040,8 @@
       <w:u w:val="single"/>
     </w:rPr>
   </w:style>
-  <w:style w:type="character" w:styleId="Bullets">
-    <w:name w:val="Bullets"/>
+  <w:style w:type="character" w:styleId="Bulletsuser">
+    <w:name w:val="Bullets (user)"/>
     <w:qFormat/>
     <w:rPr>
       <w:rFonts w:ascii="OpenSymbol" w:hAnsi="OpenSymbol" w:eastAsia="OpenSymbol" w:cs="OpenSymbol"/>
@@ -3794,8 +4054,8 @@
       <w:u w:val="single"/>
     </w:rPr>
   </w:style>
-  <w:style w:type="character" w:styleId="Bulletsuser">
-    <w:name w:val="Bullets (user)"/>
+  <w:style w:type="character" w:styleId="Bullets">
+    <w:name w:val="Bullets"/>
     <w:qFormat/>
     <w:rPr>
       <w:rFonts w:ascii="OpenSymbol" w:hAnsi="OpenSymbol" w:eastAsia="OpenSymbol" w:cs="OpenSymbol"/>

--- a/lci-akzo-lotte-61463/LCI-AKZO-LOTTE-61463-IB-26-02.docx
+++ b/lci-akzo-lotte-61463/LCI-AKZO-LOTTE-61463-IB-26-02.docx
@@ -16,8 +16,8 @@
         </w:tblCellMar>
       </w:tblPr>
       <w:tblGrid>
-        <w:gridCol w:w="4679"/>
-        <w:gridCol w:w="4681"/>
+        <w:gridCol w:w="4319"/>
+        <w:gridCol w:w="4321"/>
       </w:tblGrid>
       <w:tr>
         <w:trPr>
@@ -25,7 +25,7 @@
         </w:trPr>
         <w:tc>
           <w:tcPr>
-            <w:tcW w:w="4679" w:type="dxa"/>
+            <w:tcW w:w="4319" w:type="dxa"/>
             <w:tcBorders/>
           </w:tcPr>
           <w:p>
@@ -51,7 +51,7 @@
         </w:tc>
         <w:tc>
           <w:tcPr>
-            <w:tcW w:w="4681" w:type="dxa"/>
+            <w:tcW w:w="4321" w:type="dxa"/>
             <w:tcBorders/>
           </w:tcPr>
           <w:p>
@@ -82,7 +82,7 @@
         <w:trPr/>
         <w:tc>
           <w:tcPr>
-            <w:tcW w:w="4679" w:type="dxa"/>
+            <w:tcW w:w="4319" w:type="dxa"/>
             <w:tcBorders/>
           </w:tcPr>
           <w:p>
@@ -268,7 +268,7 @@
         </w:tc>
         <w:tc>
           <w:tcPr>
-            <w:tcW w:w="4681" w:type="dxa"/>
+            <w:tcW w:w="4321" w:type="dxa"/>
             <w:tcBorders/>
           </w:tcPr>
           <w:p>
@@ -852,10 +852,10 @@
         </w:tblCellMar>
       </w:tblPr>
       <w:tblGrid>
-        <w:gridCol w:w="2339"/>
-        <w:gridCol w:w="2340"/>
-        <w:gridCol w:w="2340"/>
-        <w:gridCol w:w="2341"/>
+        <w:gridCol w:w="2159"/>
+        <w:gridCol w:w="2160"/>
+        <w:gridCol w:w="2160"/>
+        <w:gridCol w:w="2161"/>
       </w:tblGrid>
       <w:tr>
         <w:trPr>
@@ -863,7 +863,7 @@
         </w:trPr>
         <w:tc>
           <w:tcPr>
-            <w:tcW w:w="2339" w:type="dxa"/>
+            <w:tcW w:w="2159" w:type="dxa"/>
             <w:tcBorders/>
           </w:tcPr>
           <w:p>
@@ -886,7 +886,7 @@
         </w:tc>
         <w:tc>
           <w:tcPr>
-            <w:tcW w:w="2340" w:type="dxa"/>
+            <w:tcW w:w="2160" w:type="dxa"/>
             <w:tcBorders/>
           </w:tcPr>
           <w:p>
@@ -909,7 +909,7 @@
         </w:tc>
         <w:tc>
           <w:tcPr>
-            <w:tcW w:w="2340" w:type="dxa"/>
+            <w:tcW w:w="2160" w:type="dxa"/>
             <w:tcBorders/>
           </w:tcPr>
           <w:p>
@@ -932,7 +932,7 @@
         </w:tc>
         <w:tc>
           <w:tcPr>
-            <w:tcW w:w="2341" w:type="dxa"/>
+            <w:tcW w:w="2161" w:type="dxa"/>
             <w:tcBorders/>
           </w:tcPr>
           <w:p>
@@ -958,7 +958,7 @@
         <w:trPr/>
         <w:tc>
           <w:tcPr>
-            <w:tcW w:w="2339" w:type="dxa"/>
+            <w:tcW w:w="2159" w:type="dxa"/>
             <w:tcBorders/>
           </w:tcPr>
           <w:p>
@@ -982,7 +982,7 @@
         </w:tc>
         <w:tc>
           <w:tcPr>
-            <w:tcW w:w="2340" w:type="dxa"/>
+            <w:tcW w:w="2160" w:type="dxa"/>
             <w:tcBorders/>
           </w:tcPr>
           <w:p>
@@ -1006,7 +1006,7 @@
         </w:tc>
         <w:tc>
           <w:tcPr>
-            <w:tcW w:w="2340" w:type="dxa"/>
+            <w:tcW w:w="2160" w:type="dxa"/>
             <w:tcBorders/>
           </w:tcPr>
           <w:p>
@@ -1030,7 +1030,7 @@
         </w:tc>
         <w:tc>
           <w:tcPr>
-            <w:tcW w:w="2341" w:type="dxa"/>
+            <w:tcW w:w="2161" w:type="dxa"/>
             <w:tcBorders/>
           </w:tcPr>
           <w:p>
@@ -1057,7 +1057,7 @@
         <w:trPr/>
         <w:tc>
           <w:tcPr>
-            <w:tcW w:w="2339" w:type="dxa"/>
+            <w:tcW w:w="2159" w:type="dxa"/>
             <w:tcBorders/>
           </w:tcPr>
           <w:p>
@@ -1081,7 +1081,7 @@
         </w:tc>
         <w:tc>
           <w:tcPr>
-            <w:tcW w:w="2340" w:type="dxa"/>
+            <w:tcW w:w="2160" w:type="dxa"/>
             <w:tcBorders/>
           </w:tcPr>
           <w:p>
@@ -1105,7 +1105,7 @@
         </w:tc>
         <w:tc>
           <w:tcPr>
-            <w:tcW w:w="2340" w:type="dxa"/>
+            <w:tcW w:w="2160" w:type="dxa"/>
             <w:tcBorders/>
           </w:tcPr>
           <w:p>
@@ -1129,7 +1129,7 @@
         </w:tc>
         <w:tc>
           <w:tcPr>
-            <w:tcW w:w="2341" w:type="dxa"/>
+            <w:tcW w:w="2161" w:type="dxa"/>
             <w:tcBorders/>
           </w:tcPr>
           <w:p>
@@ -1156,7 +1156,7 @@
         <w:trPr/>
         <w:tc>
           <w:tcPr>
-            <w:tcW w:w="2339" w:type="dxa"/>
+            <w:tcW w:w="2159" w:type="dxa"/>
             <w:tcBorders/>
           </w:tcPr>
           <w:p>
@@ -1180,7 +1180,7 @@
         </w:tc>
         <w:tc>
           <w:tcPr>
-            <w:tcW w:w="2340" w:type="dxa"/>
+            <w:tcW w:w="2160" w:type="dxa"/>
             <w:tcBorders/>
           </w:tcPr>
           <w:p>
@@ -1204,7 +1204,7 @@
         </w:tc>
         <w:tc>
           <w:tcPr>
-            <w:tcW w:w="2340" w:type="dxa"/>
+            <w:tcW w:w="2160" w:type="dxa"/>
             <w:tcBorders/>
           </w:tcPr>
           <w:p>
@@ -1228,7 +1228,7 @@
         </w:tc>
         <w:tc>
           <w:tcPr>
-            <w:tcW w:w="2341" w:type="dxa"/>
+            <w:tcW w:w="2161" w:type="dxa"/>
             <w:tcBorders/>
           </w:tcPr>
           <w:p>
@@ -1255,7 +1255,7 @@
         <w:trPr/>
         <w:tc>
           <w:tcPr>
-            <w:tcW w:w="2339" w:type="dxa"/>
+            <w:tcW w:w="2159" w:type="dxa"/>
             <w:tcBorders/>
           </w:tcPr>
           <w:p>
@@ -1279,7 +1279,7 @@
         </w:tc>
         <w:tc>
           <w:tcPr>
-            <w:tcW w:w="2340" w:type="dxa"/>
+            <w:tcW w:w="2160" w:type="dxa"/>
             <w:tcBorders/>
           </w:tcPr>
           <w:p>
@@ -1303,7 +1303,7 @@
         </w:tc>
         <w:tc>
           <w:tcPr>
-            <w:tcW w:w="2340" w:type="dxa"/>
+            <w:tcW w:w="2160" w:type="dxa"/>
             <w:tcBorders/>
           </w:tcPr>
           <w:p>
@@ -1327,7 +1327,7 @@
         </w:tc>
         <w:tc>
           <w:tcPr>
-            <w:tcW w:w="2341" w:type="dxa"/>
+            <w:tcW w:w="2161" w:type="dxa"/>
             <w:tcBorders/>
           </w:tcPr>
           <w:p>
@@ -1354,7 +1354,7 @@
         <w:trPr/>
         <w:tc>
           <w:tcPr>
-            <w:tcW w:w="2339" w:type="dxa"/>
+            <w:tcW w:w="2159" w:type="dxa"/>
             <w:tcBorders/>
           </w:tcPr>
           <w:p>
@@ -1378,7 +1378,7 @@
         </w:tc>
         <w:tc>
           <w:tcPr>
-            <w:tcW w:w="2340" w:type="dxa"/>
+            <w:tcW w:w="2160" w:type="dxa"/>
             <w:tcBorders/>
           </w:tcPr>
           <w:p>
@@ -1402,7 +1402,7 @@
         </w:tc>
         <w:tc>
           <w:tcPr>
-            <w:tcW w:w="2340" w:type="dxa"/>
+            <w:tcW w:w="2160" w:type="dxa"/>
             <w:tcBorders/>
           </w:tcPr>
           <w:p>
@@ -1426,7 +1426,7 @@
         </w:tc>
         <w:tc>
           <w:tcPr>
-            <w:tcW w:w="2341" w:type="dxa"/>
+            <w:tcW w:w="2161" w:type="dxa"/>
             <w:tcBorders/>
           </w:tcPr>
           <w:p>
@@ -1453,7 +1453,7 @@
         <w:trPr/>
         <w:tc>
           <w:tcPr>
-            <w:tcW w:w="2339" w:type="dxa"/>
+            <w:tcW w:w="2159" w:type="dxa"/>
             <w:tcBorders/>
           </w:tcPr>
           <w:p>
@@ -1477,7 +1477,7 @@
         </w:tc>
         <w:tc>
           <w:tcPr>
-            <w:tcW w:w="2340" w:type="dxa"/>
+            <w:tcW w:w="2160" w:type="dxa"/>
             <w:tcBorders/>
           </w:tcPr>
           <w:p>
@@ -1501,7 +1501,7 @@
         </w:tc>
         <w:tc>
           <w:tcPr>
-            <w:tcW w:w="2340" w:type="dxa"/>
+            <w:tcW w:w="2160" w:type="dxa"/>
             <w:tcBorders/>
           </w:tcPr>
           <w:p>
@@ -1525,7 +1525,7 @@
         </w:tc>
         <w:tc>
           <w:tcPr>
-            <w:tcW w:w="2341" w:type="dxa"/>
+            <w:tcW w:w="2161" w:type="dxa"/>
             <w:tcBorders/>
           </w:tcPr>
           <w:p>
@@ -1552,7 +1552,7 @@
         <w:trPr/>
         <w:tc>
           <w:tcPr>
-            <w:tcW w:w="2339" w:type="dxa"/>
+            <w:tcW w:w="2159" w:type="dxa"/>
             <w:tcBorders/>
           </w:tcPr>
           <w:p>
@@ -1577,7 +1577,7 @@
         </w:tc>
         <w:tc>
           <w:tcPr>
-            <w:tcW w:w="2340" w:type="dxa"/>
+            <w:tcW w:w="2160" w:type="dxa"/>
             <w:tcBorders/>
           </w:tcPr>
           <w:p>
@@ -1602,7 +1602,7 @@
         </w:tc>
         <w:tc>
           <w:tcPr>
-            <w:tcW w:w="2340" w:type="dxa"/>
+            <w:tcW w:w="2160" w:type="dxa"/>
             <w:tcBorders/>
           </w:tcPr>
           <w:p>
@@ -1626,7 +1626,7 @@
         </w:tc>
         <w:tc>
           <w:tcPr>
-            <w:tcW w:w="2341" w:type="dxa"/>
+            <w:tcW w:w="2161" w:type="dxa"/>
             <w:tcBorders/>
           </w:tcPr>
           <w:p>
@@ -1768,6 +1768,14 @@
           <w:sz w:val="19"/>
           <w:szCs w:val="19"/>
         </w:rPr>
+        <w:sectPr>
+          <w:type w:val="nextPage"/>
+          <w:pgSz w:w="12240" w:h="18720"/>
+          <w:pgMar w:left="1800" w:right="1800" w:gutter="0" w:header="0" w:top="7920" w:footer="0" w:bottom="3024"/>
+          <w:pgNumType w:fmt="decimal"/>
+          <w:formProt w:val="false"/>
+          <w:textDirection w:val="lrTb"/>
+        </w:sectPr>
       </w:pPr>
       <w:r>
         <w:rPr>
@@ -1877,8 +1885,8 @@
         </w:tblCellMar>
       </w:tblPr>
       <w:tblGrid>
-        <w:gridCol w:w="4679"/>
-        <w:gridCol w:w="4681"/>
+        <w:gridCol w:w="4319"/>
+        <w:gridCol w:w="4321"/>
       </w:tblGrid>
       <w:tr>
         <w:trPr>
@@ -1886,7 +1894,7 @@
         </w:trPr>
         <w:tc>
           <w:tcPr>
-            <w:tcW w:w="4679" w:type="dxa"/>
+            <w:tcW w:w="4319" w:type="dxa"/>
             <w:tcBorders/>
           </w:tcPr>
           <w:p>
@@ -1915,7 +1923,7 @@
         </w:tc>
         <w:tc>
           <w:tcPr>
-            <w:tcW w:w="4681" w:type="dxa"/>
+            <w:tcW w:w="4321" w:type="dxa"/>
             <w:tcBorders/>
           </w:tcPr>
           <w:p>
@@ -1947,80 +1955,80 @@
         <w:trPr/>
         <w:tc>
           <w:tcPr>
-            <w:tcW w:w="4679" w:type="dxa"/>
-            <w:tcBorders/>
-          </w:tcPr>
-          <w:p>
-            <w:pPr>
-              <w:pStyle w:val="TableContents"/>
-              <w:bidi w:val="0"/>
-              <w:rPr>
-                <w:rFonts w:ascii="Calibri" w:hAnsi="Calibri"/>
-                <w:sz w:val="19"/>
-                <w:szCs w:val="19"/>
-              </w:rPr>
-            </w:pPr>
-            <w:r>
-              <w:rPr>
-                <w:rFonts w:ascii="Calibri" w:hAnsi="Calibri"/>
-                <w:sz w:val="19"/>
-                <w:szCs w:val="19"/>
-              </w:rPr>
-            </w:r>
-          </w:p>
-          <w:p>
-            <w:pPr>
-              <w:pStyle w:val="TableContents"/>
-              <w:bidi w:val="0"/>
-              <w:rPr>
-                <w:rFonts w:ascii="Calibri" w:hAnsi="Calibri"/>
-                <w:sz w:val="19"/>
-                <w:szCs w:val="19"/>
-              </w:rPr>
-            </w:pPr>
-            <w:r>
-              <w:rPr>
-                <w:rFonts w:ascii="Calibri" w:hAnsi="Calibri"/>
-                <w:sz w:val="19"/>
-                <w:szCs w:val="19"/>
-              </w:rPr>
-            </w:r>
-          </w:p>
-          <w:p>
-            <w:pPr>
-              <w:pStyle w:val="TableContents"/>
-              <w:bidi w:val="0"/>
-              <w:rPr>
-                <w:rFonts w:ascii="Calibri" w:hAnsi="Calibri"/>
-                <w:sz w:val="19"/>
-                <w:szCs w:val="19"/>
-              </w:rPr>
-            </w:pPr>
-            <w:r>
-              <w:rPr>
-                <w:rFonts w:ascii="Calibri" w:hAnsi="Calibri"/>
-                <w:sz w:val="19"/>
-                <w:szCs w:val="19"/>
-              </w:rPr>
-            </w:r>
-          </w:p>
-          <w:p>
-            <w:pPr>
-              <w:pStyle w:val="TableContents"/>
-              <w:bidi w:val="0"/>
-              <w:rPr>
-                <w:rFonts w:ascii="Calibri" w:hAnsi="Calibri"/>
-                <w:sz w:val="19"/>
-                <w:szCs w:val="19"/>
-              </w:rPr>
-            </w:pPr>
-            <w:r>
-              <w:rPr>
-                <w:rFonts w:ascii="Calibri" w:hAnsi="Calibri"/>
-                <w:sz w:val="19"/>
-                <w:szCs w:val="19"/>
-              </w:rPr>
-              <w:t>________________________________________________</w:t>
+            <w:tcW w:w="4319" w:type="dxa"/>
+            <w:tcBorders/>
+          </w:tcPr>
+          <w:p>
+            <w:pPr>
+              <w:pStyle w:val="TableContents"/>
+              <w:bidi w:val="0"/>
+              <w:rPr>
+                <w:rFonts w:ascii="Calibri" w:hAnsi="Calibri"/>
+                <w:sz w:val="19"/>
+                <w:szCs w:val="19"/>
+              </w:rPr>
+            </w:pPr>
+            <w:r>
+              <w:rPr>
+                <w:rFonts w:ascii="Calibri" w:hAnsi="Calibri"/>
+                <w:sz w:val="19"/>
+                <w:szCs w:val="19"/>
+              </w:rPr>
+            </w:r>
+          </w:p>
+          <w:p>
+            <w:pPr>
+              <w:pStyle w:val="TableContents"/>
+              <w:bidi w:val="0"/>
+              <w:rPr>
+                <w:rFonts w:ascii="Calibri" w:hAnsi="Calibri"/>
+                <w:sz w:val="19"/>
+                <w:szCs w:val="19"/>
+              </w:rPr>
+            </w:pPr>
+            <w:r>
+              <w:rPr>
+                <w:rFonts w:ascii="Calibri" w:hAnsi="Calibri"/>
+                <w:sz w:val="19"/>
+                <w:szCs w:val="19"/>
+              </w:rPr>
+            </w:r>
+          </w:p>
+          <w:p>
+            <w:pPr>
+              <w:pStyle w:val="TableContents"/>
+              <w:bidi w:val="0"/>
+              <w:rPr>
+                <w:rFonts w:ascii="Calibri" w:hAnsi="Calibri"/>
+                <w:sz w:val="19"/>
+                <w:szCs w:val="19"/>
+              </w:rPr>
+            </w:pPr>
+            <w:r>
+              <w:rPr>
+                <w:rFonts w:ascii="Calibri" w:hAnsi="Calibri"/>
+                <w:sz w:val="19"/>
+                <w:szCs w:val="19"/>
+              </w:rPr>
+            </w:r>
+          </w:p>
+          <w:p>
+            <w:pPr>
+              <w:pStyle w:val="TableContents"/>
+              <w:bidi w:val="0"/>
+              <w:rPr>
+                <w:rFonts w:ascii="Calibri" w:hAnsi="Calibri"/>
+                <w:sz w:val="19"/>
+                <w:szCs w:val="19"/>
+              </w:rPr>
+            </w:pPr>
+            <w:r>
+              <w:rPr>
+                <w:rFonts w:ascii="Calibri" w:hAnsi="Calibri"/>
+                <w:sz w:val="19"/>
+                <w:szCs w:val="19"/>
+              </w:rPr>
+              <w:t>_____________________________________________</w:t>
             </w:r>
           </w:p>
           <w:p>
@@ -2176,7 +2184,7 @@
         </w:tc>
         <w:tc>
           <w:tcPr>
-            <w:tcW w:w="4681" w:type="dxa"/>
+            <w:tcW w:w="4321" w:type="dxa"/>
             <w:tcBorders/>
           </w:tcPr>
           <w:p>
@@ -2552,14 +2560,14 @@
         </w:tblCellMar>
       </w:tblPr>
       <w:tblGrid>
-        <w:gridCol w:w="4679"/>
-        <w:gridCol w:w="4681"/>
+        <w:gridCol w:w="4319"/>
+        <w:gridCol w:w="4321"/>
       </w:tblGrid>
       <w:tr>
         <w:trPr/>
         <w:tc>
           <w:tcPr>
-            <w:tcW w:w="4679" w:type="dxa"/>
+            <w:tcW w:w="4319" w:type="dxa"/>
             <w:tcBorders/>
           </w:tcPr>
           <w:p>
@@ -2588,7 +2596,7 @@
         </w:tc>
         <w:tc>
           <w:tcPr>
-            <w:tcW w:w="4681" w:type="dxa"/>
+            <w:tcW w:w="4321" w:type="dxa"/>
             <w:tcBorders/>
           </w:tcPr>
           <w:p>
@@ -2620,80 +2628,80 @@
         <w:trPr/>
         <w:tc>
           <w:tcPr>
-            <w:tcW w:w="4679" w:type="dxa"/>
-            <w:tcBorders/>
-          </w:tcPr>
-          <w:p>
-            <w:pPr>
-              <w:pStyle w:val="TableContents"/>
-              <w:bidi w:val="0"/>
-              <w:rPr>
-                <w:rFonts w:ascii="Calibri" w:hAnsi="Calibri"/>
-                <w:sz w:val="19"/>
-                <w:szCs w:val="19"/>
-              </w:rPr>
-            </w:pPr>
-            <w:r>
-              <w:rPr>
-                <w:rFonts w:ascii="Calibri" w:hAnsi="Calibri"/>
-                <w:sz w:val="19"/>
-                <w:szCs w:val="19"/>
-              </w:rPr>
-            </w:r>
-          </w:p>
-          <w:p>
-            <w:pPr>
-              <w:pStyle w:val="TableContents"/>
-              <w:bidi w:val="0"/>
-              <w:rPr>
-                <w:rFonts w:ascii="Calibri" w:hAnsi="Calibri"/>
-                <w:sz w:val="19"/>
-                <w:szCs w:val="19"/>
-              </w:rPr>
-            </w:pPr>
-            <w:r>
-              <w:rPr>
-                <w:rFonts w:ascii="Calibri" w:hAnsi="Calibri"/>
-                <w:sz w:val="19"/>
-                <w:szCs w:val="19"/>
-              </w:rPr>
-            </w:r>
-          </w:p>
-          <w:p>
-            <w:pPr>
-              <w:pStyle w:val="TableContents"/>
-              <w:bidi w:val="0"/>
-              <w:rPr>
-                <w:rFonts w:ascii="Calibri" w:hAnsi="Calibri"/>
-                <w:sz w:val="19"/>
-                <w:szCs w:val="19"/>
-              </w:rPr>
-            </w:pPr>
-            <w:r>
-              <w:rPr>
-                <w:rFonts w:ascii="Calibri" w:hAnsi="Calibri"/>
-                <w:sz w:val="19"/>
-                <w:szCs w:val="19"/>
-              </w:rPr>
-            </w:r>
-          </w:p>
-          <w:p>
-            <w:pPr>
-              <w:pStyle w:val="TableContents"/>
-              <w:bidi w:val="0"/>
-              <w:rPr>
-                <w:rFonts w:ascii="Calibri" w:hAnsi="Calibri"/>
-                <w:sz w:val="19"/>
-                <w:szCs w:val="19"/>
-              </w:rPr>
-            </w:pPr>
-            <w:r>
-              <w:rPr>
-                <w:rFonts w:ascii="Calibri" w:hAnsi="Calibri"/>
-                <w:sz w:val="19"/>
-                <w:szCs w:val="19"/>
-              </w:rPr>
-              <w:t>________________________________________________</w:t>
+            <w:tcW w:w="4319" w:type="dxa"/>
+            <w:tcBorders/>
+          </w:tcPr>
+          <w:p>
+            <w:pPr>
+              <w:pStyle w:val="TableContents"/>
+              <w:bidi w:val="0"/>
+              <w:rPr>
+                <w:rFonts w:ascii="Calibri" w:hAnsi="Calibri"/>
+                <w:sz w:val="19"/>
+                <w:szCs w:val="19"/>
+              </w:rPr>
+            </w:pPr>
+            <w:r>
+              <w:rPr>
+                <w:rFonts w:ascii="Calibri" w:hAnsi="Calibri"/>
+                <w:sz w:val="19"/>
+                <w:szCs w:val="19"/>
+              </w:rPr>
+            </w:r>
+          </w:p>
+          <w:p>
+            <w:pPr>
+              <w:pStyle w:val="TableContents"/>
+              <w:bidi w:val="0"/>
+              <w:rPr>
+                <w:rFonts w:ascii="Calibri" w:hAnsi="Calibri"/>
+                <w:sz w:val="19"/>
+                <w:szCs w:val="19"/>
+              </w:rPr>
+            </w:pPr>
+            <w:r>
+              <w:rPr>
+                <w:rFonts w:ascii="Calibri" w:hAnsi="Calibri"/>
+                <w:sz w:val="19"/>
+                <w:szCs w:val="19"/>
+              </w:rPr>
+            </w:r>
+          </w:p>
+          <w:p>
+            <w:pPr>
+              <w:pStyle w:val="TableContents"/>
+              <w:bidi w:val="0"/>
+              <w:rPr>
+                <w:rFonts w:ascii="Calibri" w:hAnsi="Calibri"/>
+                <w:sz w:val="19"/>
+                <w:szCs w:val="19"/>
+              </w:rPr>
+            </w:pPr>
+            <w:r>
+              <w:rPr>
+                <w:rFonts w:ascii="Calibri" w:hAnsi="Calibri"/>
+                <w:sz w:val="19"/>
+                <w:szCs w:val="19"/>
+              </w:rPr>
+            </w:r>
+          </w:p>
+          <w:p>
+            <w:pPr>
+              <w:pStyle w:val="TableContents"/>
+              <w:bidi w:val="0"/>
+              <w:rPr>
+                <w:rFonts w:ascii="Calibri" w:hAnsi="Calibri"/>
+                <w:sz w:val="19"/>
+                <w:szCs w:val="19"/>
+              </w:rPr>
+            </w:pPr>
+            <w:r>
+              <w:rPr>
+                <w:rFonts w:ascii="Calibri" w:hAnsi="Calibri"/>
+                <w:sz w:val="19"/>
+                <w:szCs w:val="19"/>
+              </w:rPr>
+              <w:t>_____________________________________________</w:t>
             </w:r>
           </w:p>
           <w:p>
@@ -2831,80 +2839,80 @@
         </w:tc>
         <w:tc>
           <w:tcPr>
-            <w:tcW w:w="4681" w:type="dxa"/>
-            <w:tcBorders/>
-          </w:tcPr>
-          <w:p>
-            <w:pPr>
-              <w:pStyle w:val="TableContents"/>
-              <w:bidi w:val="0"/>
-              <w:rPr>
-                <w:rFonts w:ascii="Calibri" w:hAnsi="Calibri"/>
-                <w:sz w:val="19"/>
-                <w:szCs w:val="19"/>
-              </w:rPr>
-            </w:pPr>
-            <w:r>
-              <w:rPr>
-                <w:rFonts w:ascii="Calibri" w:hAnsi="Calibri"/>
-                <w:sz w:val="19"/>
-                <w:szCs w:val="19"/>
-              </w:rPr>
-            </w:r>
-          </w:p>
-          <w:p>
-            <w:pPr>
-              <w:pStyle w:val="TableContents"/>
-              <w:bidi w:val="0"/>
-              <w:rPr>
-                <w:rFonts w:ascii="Calibri" w:hAnsi="Calibri"/>
-                <w:sz w:val="19"/>
-                <w:szCs w:val="19"/>
-              </w:rPr>
-            </w:pPr>
-            <w:r>
-              <w:rPr>
-                <w:rFonts w:ascii="Calibri" w:hAnsi="Calibri"/>
-                <w:sz w:val="19"/>
-                <w:szCs w:val="19"/>
-              </w:rPr>
-            </w:r>
-          </w:p>
-          <w:p>
-            <w:pPr>
-              <w:pStyle w:val="TableContents"/>
-              <w:bidi w:val="0"/>
-              <w:rPr>
-                <w:rFonts w:ascii="Calibri" w:hAnsi="Calibri"/>
-                <w:sz w:val="19"/>
-                <w:szCs w:val="19"/>
-              </w:rPr>
-            </w:pPr>
-            <w:r>
-              <w:rPr>
-                <w:rFonts w:ascii="Calibri" w:hAnsi="Calibri"/>
-                <w:sz w:val="19"/>
-                <w:szCs w:val="19"/>
-              </w:rPr>
-            </w:r>
-          </w:p>
-          <w:p>
-            <w:pPr>
-              <w:pStyle w:val="TableContents"/>
-              <w:bidi w:val="0"/>
-              <w:rPr>
-                <w:rFonts w:ascii="Calibri" w:hAnsi="Calibri"/>
-                <w:sz w:val="19"/>
-                <w:szCs w:val="19"/>
-              </w:rPr>
-            </w:pPr>
-            <w:r>
-              <w:rPr>
-                <w:rFonts w:ascii="Calibri" w:hAnsi="Calibri"/>
-                <w:sz w:val="19"/>
-                <w:szCs w:val="19"/>
-              </w:rPr>
-              <w:t>________________________________________________</w:t>
+            <w:tcW w:w="4321" w:type="dxa"/>
+            <w:tcBorders/>
+          </w:tcPr>
+          <w:p>
+            <w:pPr>
+              <w:pStyle w:val="TableContents"/>
+              <w:bidi w:val="0"/>
+              <w:rPr>
+                <w:rFonts w:ascii="Calibri" w:hAnsi="Calibri"/>
+                <w:sz w:val="19"/>
+                <w:szCs w:val="19"/>
+              </w:rPr>
+            </w:pPr>
+            <w:r>
+              <w:rPr>
+                <w:rFonts w:ascii="Calibri" w:hAnsi="Calibri"/>
+                <w:sz w:val="19"/>
+                <w:szCs w:val="19"/>
+              </w:rPr>
+            </w:r>
+          </w:p>
+          <w:p>
+            <w:pPr>
+              <w:pStyle w:val="TableContents"/>
+              <w:bidi w:val="0"/>
+              <w:rPr>
+                <w:rFonts w:ascii="Calibri" w:hAnsi="Calibri"/>
+                <w:sz w:val="19"/>
+                <w:szCs w:val="19"/>
+              </w:rPr>
+            </w:pPr>
+            <w:r>
+              <w:rPr>
+                <w:rFonts w:ascii="Calibri" w:hAnsi="Calibri"/>
+                <w:sz w:val="19"/>
+                <w:szCs w:val="19"/>
+              </w:rPr>
+            </w:r>
+          </w:p>
+          <w:p>
+            <w:pPr>
+              <w:pStyle w:val="TableContents"/>
+              <w:bidi w:val="0"/>
+              <w:rPr>
+                <w:rFonts w:ascii="Calibri" w:hAnsi="Calibri"/>
+                <w:sz w:val="19"/>
+                <w:szCs w:val="19"/>
+              </w:rPr>
+            </w:pPr>
+            <w:r>
+              <w:rPr>
+                <w:rFonts w:ascii="Calibri" w:hAnsi="Calibri"/>
+                <w:sz w:val="19"/>
+                <w:szCs w:val="19"/>
+              </w:rPr>
+            </w:r>
+          </w:p>
+          <w:p>
+            <w:pPr>
+              <w:pStyle w:val="TableContents"/>
+              <w:bidi w:val="0"/>
+              <w:rPr>
+                <w:rFonts w:ascii="Calibri" w:hAnsi="Calibri"/>
+                <w:sz w:val="19"/>
+                <w:szCs w:val="19"/>
+              </w:rPr>
+            </w:pPr>
+            <w:r>
+              <w:rPr>
+                <w:rFonts w:ascii="Calibri" w:hAnsi="Calibri"/>
+                <w:sz w:val="19"/>
+                <w:szCs w:val="19"/>
+              </w:rPr>
+              <w:t>_____________________________________________</w:t>
             </w:r>
           </w:p>
           <w:p>
@@ -3081,14 +3089,14 @@
         </w:tblCellMar>
       </w:tblPr>
       <w:tblGrid>
-        <w:gridCol w:w="4679"/>
-        <w:gridCol w:w="4681"/>
+        <w:gridCol w:w="4319"/>
+        <w:gridCol w:w="4321"/>
       </w:tblGrid>
       <w:tr>
         <w:trPr/>
         <w:tc>
           <w:tcPr>
-            <w:tcW w:w="4679" w:type="dxa"/>
+            <w:tcW w:w="4319" w:type="dxa"/>
             <w:tcBorders/>
           </w:tcPr>
           <w:p>
@@ -3117,7 +3125,7 @@
         </w:tc>
         <w:tc>
           <w:tcPr>
-            <w:tcW w:w="4681" w:type="dxa"/>
+            <w:tcW w:w="4321" w:type="dxa"/>
             <w:tcBorders/>
           </w:tcPr>
           <w:p>
@@ -3149,80 +3157,80 @@
         <w:trPr/>
         <w:tc>
           <w:tcPr>
-            <w:tcW w:w="4679" w:type="dxa"/>
-            <w:tcBorders/>
-          </w:tcPr>
-          <w:p>
-            <w:pPr>
-              <w:pStyle w:val="TableContents"/>
-              <w:bidi w:val="0"/>
-              <w:rPr>
-                <w:rFonts w:ascii="Calibri" w:hAnsi="Calibri"/>
-                <w:sz w:val="19"/>
-                <w:szCs w:val="19"/>
-              </w:rPr>
-            </w:pPr>
-            <w:r>
-              <w:rPr>
-                <w:rFonts w:ascii="Calibri" w:hAnsi="Calibri"/>
-                <w:sz w:val="19"/>
-                <w:szCs w:val="19"/>
-              </w:rPr>
-            </w:r>
-          </w:p>
-          <w:p>
-            <w:pPr>
-              <w:pStyle w:val="TableContents"/>
-              <w:bidi w:val="0"/>
-              <w:rPr>
-                <w:rFonts w:ascii="Calibri" w:hAnsi="Calibri"/>
-                <w:sz w:val="19"/>
-                <w:szCs w:val="19"/>
-              </w:rPr>
-            </w:pPr>
-            <w:r>
-              <w:rPr>
-                <w:rFonts w:ascii="Calibri" w:hAnsi="Calibri"/>
-                <w:sz w:val="19"/>
-                <w:szCs w:val="19"/>
-              </w:rPr>
-            </w:r>
-          </w:p>
-          <w:p>
-            <w:pPr>
-              <w:pStyle w:val="TableContents"/>
-              <w:bidi w:val="0"/>
-              <w:rPr>
-                <w:rFonts w:ascii="Calibri" w:hAnsi="Calibri"/>
-                <w:sz w:val="19"/>
-                <w:szCs w:val="19"/>
-              </w:rPr>
-            </w:pPr>
-            <w:r>
-              <w:rPr>
-                <w:rFonts w:ascii="Calibri" w:hAnsi="Calibri"/>
-                <w:sz w:val="19"/>
-                <w:szCs w:val="19"/>
-              </w:rPr>
-            </w:r>
-          </w:p>
-          <w:p>
-            <w:pPr>
-              <w:pStyle w:val="TableContents"/>
-              <w:bidi w:val="0"/>
-              <w:rPr>
-                <w:rFonts w:ascii="Calibri" w:hAnsi="Calibri"/>
-                <w:sz w:val="19"/>
-                <w:szCs w:val="19"/>
-              </w:rPr>
-            </w:pPr>
-            <w:r>
-              <w:rPr>
-                <w:rFonts w:ascii="Calibri" w:hAnsi="Calibri"/>
-                <w:sz w:val="19"/>
-                <w:szCs w:val="19"/>
-              </w:rPr>
-              <w:t>________________________________________________</w:t>
+            <w:tcW w:w="4319" w:type="dxa"/>
+            <w:tcBorders/>
+          </w:tcPr>
+          <w:p>
+            <w:pPr>
+              <w:pStyle w:val="TableContents"/>
+              <w:bidi w:val="0"/>
+              <w:rPr>
+                <w:rFonts w:ascii="Calibri" w:hAnsi="Calibri"/>
+                <w:sz w:val="19"/>
+                <w:szCs w:val="19"/>
+              </w:rPr>
+            </w:pPr>
+            <w:r>
+              <w:rPr>
+                <w:rFonts w:ascii="Calibri" w:hAnsi="Calibri"/>
+                <w:sz w:val="19"/>
+                <w:szCs w:val="19"/>
+              </w:rPr>
+            </w:r>
+          </w:p>
+          <w:p>
+            <w:pPr>
+              <w:pStyle w:val="TableContents"/>
+              <w:bidi w:val="0"/>
+              <w:rPr>
+                <w:rFonts w:ascii="Calibri" w:hAnsi="Calibri"/>
+                <w:sz w:val="19"/>
+                <w:szCs w:val="19"/>
+              </w:rPr>
+            </w:pPr>
+            <w:r>
+              <w:rPr>
+                <w:rFonts w:ascii="Calibri" w:hAnsi="Calibri"/>
+                <w:sz w:val="19"/>
+                <w:szCs w:val="19"/>
+              </w:rPr>
+            </w:r>
+          </w:p>
+          <w:p>
+            <w:pPr>
+              <w:pStyle w:val="TableContents"/>
+              <w:bidi w:val="0"/>
+              <w:rPr>
+                <w:rFonts w:ascii="Calibri" w:hAnsi="Calibri"/>
+                <w:sz w:val="19"/>
+                <w:szCs w:val="19"/>
+              </w:rPr>
+            </w:pPr>
+            <w:r>
+              <w:rPr>
+                <w:rFonts w:ascii="Calibri" w:hAnsi="Calibri"/>
+                <w:sz w:val="19"/>
+                <w:szCs w:val="19"/>
+              </w:rPr>
+            </w:r>
+          </w:p>
+          <w:p>
+            <w:pPr>
+              <w:pStyle w:val="TableContents"/>
+              <w:bidi w:val="0"/>
+              <w:rPr>
+                <w:rFonts w:ascii="Calibri" w:hAnsi="Calibri"/>
+                <w:sz w:val="19"/>
+                <w:szCs w:val="19"/>
+              </w:rPr>
+            </w:pPr>
+            <w:r>
+              <w:rPr>
+                <w:rFonts w:ascii="Calibri" w:hAnsi="Calibri"/>
+                <w:sz w:val="19"/>
+                <w:szCs w:val="19"/>
+              </w:rPr>
+              <w:t>____________________________________________</w:t>
             </w:r>
           </w:p>
           <w:p>
@@ -3360,99 +3368,107 @@
         </w:tc>
         <w:tc>
           <w:tcPr>
-            <w:tcW w:w="4681" w:type="dxa"/>
-            <w:tcBorders/>
-          </w:tcPr>
-          <w:p>
-            <w:pPr>
-              <w:pStyle w:val="TableContents"/>
-              <w:bidi w:val="0"/>
-              <w:rPr>
-                <w:rFonts w:ascii="Calibri" w:hAnsi="Calibri"/>
-                <w:sz w:val="19"/>
-                <w:szCs w:val="19"/>
-              </w:rPr>
-            </w:pPr>
-            <w:r>
-              <w:rPr>
-                <w:rFonts w:ascii="Calibri" w:hAnsi="Calibri"/>
-                <w:sz w:val="19"/>
-                <w:szCs w:val="19"/>
-              </w:rPr>
-            </w:r>
-          </w:p>
-          <w:p>
-            <w:pPr>
-              <w:pStyle w:val="TableContents"/>
-              <w:bidi w:val="0"/>
-              <w:rPr>
-                <w:rFonts w:ascii="Calibri" w:hAnsi="Calibri"/>
-                <w:sz w:val="19"/>
-                <w:szCs w:val="19"/>
-              </w:rPr>
-            </w:pPr>
-            <w:r>
-              <w:rPr>
-                <w:rFonts w:ascii="Calibri" w:hAnsi="Calibri"/>
-                <w:sz w:val="19"/>
-                <w:szCs w:val="19"/>
-              </w:rPr>
-            </w:r>
-          </w:p>
-          <w:p>
-            <w:pPr>
-              <w:pStyle w:val="TableContents"/>
-              <w:bidi w:val="0"/>
-              <w:rPr>
-                <w:rFonts w:ascii="Calibri" w:hAnsi="Calibri"/>
-                <w:sz w:val="19"/>
-                <w:szCs w:val="19"/>
-              </w:rPr>
-            </w:pPr>
-            <w:r>
-              <w:rPr>
-                <w:rFonts w:ascii="Calibri" w:hAnsi="Calibri"/>
-                <w:sz w:val="19"/>
-                <w:szCs w:val="19"/>
-              </w:rPr>
-            </w:r>
-          </w:p>
-          <w:p>
-            <w:pPr>
-              <w:pStyle w:val="TableContents"/>
-              <w:bidi w:val="0"/>
-              <w:rPr>
-                <w:rFonts w:ascii="Calibri" w:hAnsi="Calibri"/>
-                <w:sz w:val="19"/>
-                <w:szCs w:val="19"/>
-              </w:rPr>
-            </w:pPr>
-            <w:r>
-              <w:rPr>
-                <w:rFonts w:ascii="Calibri" w:hAnsi="Calibri"/>
-                <w:sz w:val="19"/>
-                <w:szCs w:val="19"/>
-              </w:rPr>
-              <w:t>________________________________________________</w:t>
-            </w:r>
-          </w:p>
-          <w:p>
-            <w:pPr>
-              <w:pStyle w:val="TableContents"/>
-              <w:bidi w:val="0"/>
-              <w:rPr>
-                <w:rFonts w:ascii="Calibri" w:hAnsi="Calibri"/>
-                <w:sz w:val="19"/>
-                <w:szCs w:val="19"/>
-              </w:rPr>
-            </w:pPr>
-            <w:r>
-              <w:rPr>
-                <w:rFonts w:ascii="Calibri" w:hAnsi="Calibri"/>
-                <w:sz w:val="19"/>
-                <w:szCs w:val="19"/>
-              </w:rPr>
-              <w:t>(Signature)</w:t>
+            <w:tcW w:w="4321" w:type="dxa"/>
+            <w:tcBorders/>
+          </w:tcPr>
+          <w:p>
+            <w:pPr>
+              <w:pStyle w:val="TableContents"/>
+              <w:bidi w:val="0"/>
+              <w:rPr>
+                <w:rFonts w:ascii="Calibri" w:hAnsi="Calibri"/>
+                <w:sz w:val="19"/>
+                <w:szCs w:val="19"/>
+              </w:rPr>
+            </w:pPr>
+            <w:r>
+              <w:rPr>
+                <w:rFonts w:ascii="Calibri" w:hAnsi="Calibri"/>
+                <w:sz w:val="19"/>
+                <w:szCs w:val="19"/>
+              </w:rPr>
+            </w:r>
+          </w:p>
+          <w:p>
+            <w:pPr>
+              <w:pStyle w:val="TableContents"/>
+              <w:bidi w:val="0"/>
+              <w:rPr>
+                <w:rFonts w:ascii="Calibri" w:hAnsi="Calibri"/>
+                <w:sz w:val="19"/>
+                <w:szCs w:val="19"/>
+              </w:rPr>
+            </w:pPr>
+            <w:r>
+              <w:rPr>
+                <w:rFonts w:ascii="Calibri" w:hAnsi="Calibri"/>
+                <w:sz w:val="19"/>
+                <w:szCs w:val="19"/>
+              </w:rPr>
+            </w:r>
+          </w:p>
+          <w:p>
+            <w:pPr>
+              <w:pStyle w:val="TableContents"/>
+              <w:bidi w:val="0"/>
+              <w:rPr>
+                <w:rFonts w:ascii="Calibri" w:hAnsi="Calibri"/>
+                <w:sz w:val="19"/>
+                <w:szCs w:val="19"/>
+              </w:rPr>
+            </w:pPr>
+            <w:r>
+              <w:rPr>
+                <w:rFonts w:ascii="Calibri" w:hAnsi="Calibri"/>
+                <w:sz w:val="19"/>
+                <w:szCs w:val="19"/>
+              </w:rPr>
+            </w:r>
+          </w:p>
+          <w:p>
+            <w:pPr>
+              <w:pStyle w:val="TableContents"/>
+              <w:bidi w:val="0"/>
+              <w:rPr>
+                <w:rFonts w:ascii="Calibri" w:hAnsi="Calibri"/>
+                <w:sz w:val="19"/>
+                <w:szCs w:val="19"/>
+              </w:rPr>
+            </w:pPr>
+            <w:r>
+              <w:rPr>
+                <w:rFonts w:ascii="Calibri" w:hAnsi="Calibri"/>
+                <w:sz w:val="19"/>
+                <w:szCs w:val="19"/>
+              </w:rPr>
+              <w:t>____________________________________________</w:t>
+            </w:r>
+          </w:p>
+          <w:p>
+            <w:pPr>
+              <w:pStyle w:val="TableContents"/>
+              <w:bidi w:val="0"/>
+              <w:rPr>
+                <w:rFonts w:ascii="Calibri" w:hAnsi="Calibri"/>
+                <w:sz w:val="19"/>
+                <w:szCs w:val="19"/>
+              </w:rPr>
+            </w:pPr>
+            <w:r>
+              <w:rPr>
+                <w:rFonts w:ascii="Calibri" w:hAnsi="Calibri"/>
+                <w:sz w:val="19"/>
+                <w:szCs w:val="19"/>
+              </w:rPr>
+              <w:t>(</w:t>
+            </w:r>
+            <w:r>
+              <w:rPr>
+                <w:rFonts w:ascii="Calibri" w:hAnsi="Calibri"/>
+                <w:sz w:val="19"/>
+                <w:szCs w:val="19"/>
+              </w:rPr>
+              <w:t>Signature)</w:t>
             </w:r>
           </w:p>
           <w:p>
@@ -3590,12 +3606,11 @@
     </w:p>
     <w:sectPr>
       <w:type w:val="nextPage"/>
-      <w:pgSz w:w="12240" w:h="20160"/>
-      <w:pgMar w:left="1440" w:right="1440" w:gutter="0" w:header="0" w:top="1440" w:footer="0" w:bottom="720"/>
+      <w:pgSz w:w="12240" w:h="18720"/>
+      <w:pgMar w:left="1800" w:right="1800" w:gutter="0" w:header="0" w:top="1440" w:footer="0" w:bottom="1440"/>
       <w:pgNumType w:fmt="decimal"/>
       <w:formProt w:val="false"/>
       <w:textDirection w:val="lrTb"/>
-      <w:docGrid w:type="default" w:linePitch="100" w:charSpace="0"/>
     </w:sectPr>
   </w:body>
 </w:document>
@@ -4014,7 +4029,7 @@
     <w:pPr>
       <w:widowControl/>
       <w:suppressAutoHyphens w:val="true"/>
-      <w:overflowPunct w:val="false"/>
+      <w:overflowPunct w:val="true"/>
       <w:bidi w:val="0"/>
       <w:spacing w:before="0" w:after="0"/>
       <w:jc w:val="start"/>
@@ -4040,8 +4055,8 @@
       <w:u w:val="single"/>
     </w:rPr>
   </w:style>
-  <w:style w:type="character" w:styleId="Bulletsuser">
-    <w:name w:val="Bullets (user)"/>
+  <w:style w:type="character" w:styleId="Bullets">
+    <w:name w:val="Bullets"/>
     <w:qFormat/>
     <w:rPr>
       <w:rFonts w:ascii="OpenSymbol" w:hAnsi="OpenSymbol" w:eastAsia="OpenSymbol" w:cs="OpenSymbol"/>
@@ -4054,8 +4069,8 @@
       <w:u w:val="single"/>
     </w:rPr>
   </w:style>
-  <w:style w:type="character" w:styleId="Bullets">
-    <w:name w:val="Bullets"/>
+  <w:style w:type="character" w:styleId="Bulletsuser">
+    <w:name w:val="Bullets (user)"/>
     <w:qFormat/>
     <w:rPr>
       <w:rFonts w:ascii="OpenSymbol" w:hAnsi="OpenSymbol" w:eastAsia="OpenSymbol" w:cs="OpenSymbol"/>
